--- a/대본/3부/03화_The_Bridge.docx
+++ b/대본/3부/03화_The_Bridge.docx
@@ -2,7 +2,7 @@
 <file path=word/document.xml><?xml version="1.0" encoding="utf-8"?>
 <w:document xmlns:w="http://schemas.openxmlformats.org/wordprocessingml/2006/main" xmlns:m="http://schemas.openxmlformats.org/officeDocument/2006/math" xmlns:r="http://schemas.openxmlformats.org/officeDocument/2006/relationships" xmlns:o="urn:schemas-microsoft-com:office:office" xmlns:v="urn:schemas-microsoft-com:vml" xmlns:w10="urn:schemas-microsoft-com:office:word" xmlns:a="http://schemas.openxmlformats.org/drawingml/2006/main" xmlns:pic="http://schemas.openxmlformats.org/drawingml/2006/picture" xmlns:wp="http://schemas.openxmlformats.org/drawingml/2006/wordprocessingDrawing">
   <w:body>
-    <w:bookmarkStart w:id="31" w:name="ship-it-3부-3화"/>
+    <w:bookmarkStart w:id="32" w:name="ship-it-3부-3화"/>
     <w:p>
       <w:pPr>
         <w:pStyle w:val="Heading1"/>
@@ -65,7 +65,7 @@
         <w:t xml:space="preserve"> </w:t>
       </w:r>
       <w:r>
-        <w:t xml:space="preserve">- 규칙: 지문 없음. 전 화 100% 「화자명: 대사」. 1턴 15단어 이내.</w:t>
+        <w:t xml:space="preserve">- 규칙: 지문 없음. 전 화 100% 「화자명: 대사」. 1턴 15단어 이내 + 긴 턴 10~15회(25~35단어).</w:t>
       </w:r>
       <w:r>
         <w:t xml:space="preserve"> </w:t>
@@ -230,13 +230,13 @@
         </w:numPr>
       </w:pPr>
       <w:r>
-        <w:t xml:space="preserve">DIANE: Investors share your upside. Banks want their money back. With interest. No matter what.</w:t>
-      </w:r>
-      <w:r>
-        <w:t xml:space="preserve"> </w:t>
-      </w:r>
-      <w:r>
-        <w:t xml:space="preserve">다이앤: 투자자는 성공을 나눠 가져요. 은행은 돈을 돌려받길 원하죠. 이자까지. 무슨 일이 있어도.</w:t>
+        <w:t xml:space="preserve">DIANE: Investors share your upside, so they win when you win. Banks are different. They want their money back, with interest, no matter what happens to the company. That’s the whole relationship.</w:t>
+      </w:r>
+      <w:r>
+        <w:t xml:space="preserve"> </w:t>
+      </w:r>
+      <w:r>
+        <w:t xml:space="preserve">다이앤: 투자자는 성공을 나눠 가져요. 그래서 당신들이 이기면 그들도 이기죠. 은행은 달라요. 회사에 무슨 일이 생기든 돈을 이자까지 돌려받길 원해요. 그게 관계의 전부예요.</w:t>
       </w:r>
     </w:p>
     <w:p>
@@ -383,13 +383,13 @@
         </w:numPr>
       </w:pPr>
       <w:r>
-        <w:t xml:space="preserve">MARCUS: That’s not a bridge. That’s a trap door.</w:t>
-      </w:r>
-      <w:r>
-        <w:t xml:space="preserve"> </w:t>
-      </w:r>
-      <w:r>
-        <w:t xml:space="preserve">마커스: 그건 다리가 아니라 함정문이네.</w:t>
+        <w:t xml:space="preserve">MARCUS: So the money that’s supposed to save us could kill us at the worst possible moment. In the army, we’d call that an ambush. That’s not a bridge. That’s a trap door.</w:t>
+      </w:r>
+      <w:r>
+        <w:t xml:space="preserve"> </w:t>
+      </w:r>
+      <w:r>
+        <w:t xml:space="preserve">마커스: 그러니까 우릴 살려 줘야 할 돈이 최악의 순간에 우릴 죽일 수도 있다는 거군. 군대에선 그걸 매복이라고 부르지. 그건 다리가 아니라 함정문이야.</w:t>
       </w:r>
     </w:p>
     <w:p>
@@ -495,13 +495,13 @@
         </w:numPr>
       </w:pPr>
       <w:r>
-        <w:t xml:space="preserve">HANNAH: I read your FDA letter. You sent it before I asked. That was smart.</w:t>
-      </w:r>
-      <w:r>
-        <w:t xml:space="preserve"> </w:t>
-      </w:r>
-      <w:r>
-        <w:t xml:space="preserve">해나: FDA 서한 읽었어요. 요청하기 전에 보내셨더군요. 현명했어요.</w:t>
+        <w:t xml:space="preserve">HANNAH: I read your FDA letter. You sent it before I even asked, which was smart. It tells me you’re not going to hide problems from the bank later.</w:t>
+      </w:r>
+      <w:r>
+        <w:t xml:space="preserve"> </w:t>
+      </w:r>
+      <w:r>
+        <w:t xml:space="preserve">해나: FDA 서한 읽었어요. 요청하기도 전에 보내셨더군요. 현명했어요. 나중에 은행한테 문제를 숨기지 않을 거라는 뜻이니까요.</w:t>
       </w:r>
     </w:p>
     <w:p>
@@ -784,13 +784,13 @@
         </w:numPr>
       </w:pPr>
       <w:r>
-        <w:t xml:space="preserve">DIANE: Small sales. Not two hundred sixty thousand a month. Not right away.</w:t>
-      </w:r>
-      <w:r>
-        <w:t xml:space="preserve"> </w:t>
-      </w:r>
-      <w:r>
-        <w:t xml:space="preserve">다이앤: 작은 매출이죠. 한 달 26만 달러는 아니에요. 바로는 아니고요.</w:t>
+        <w:t xml:space="preserve">DIANE: Small sales, though. Not two hundred sixty thousand a month, not right away. New products take time to grow, so for a while, the payments would be bigger than the revenue.</w:t>
+      </w:r>
+      <w:r>
+        <w:t xml:space="preserve"> </w:t>
+      </w:r>
+      <w:r>
+        <w:t xml:space="preserve">다이앤: 작은 매출이죠. 한 달 26만 달러는 아니에요. 바로는 아니고요. 신제품은 자리 잡는 데 시간이 걸리니까, 한동안은 상환액이 매출보다 클 거예요.</w:t>
       </w:r>
     </w:p>
     <w:p>
@@ -835,13 +835,13 @@
         </w:numPr>
       </w:pPr>
       <w:r>
-        <w:t xml:space="preserve">HANNAH: The right to buy your shares later, at today’s price. A reward for our risk.</w:t>
-      </w:r>
-      <w:r>
-        <w:t xml:space="preserve"> </w:t>
-      </w:r>
-      <w:r>
-        <w:t xml:space="preserve">해나: 나중에 주식을 오늘 가격으로 살 수 있는 권리예요. 우리 리스크에 대한 보상이죠.</w:t>
+        <w:t xml:space="preserve">HANNAH: The right to buy your shares later, at today’s price. If you succeed, we share a small piece of the upside. It’s a reward for our risk, and usually it’s quite small.</w:t>
+      </w:r>
+      <w:r>
+        <w:t xml:space="preserve"> </w:t>
+      </w:r>
+      <w:r>
+        <w:t xml:space="preserve">해나: 나중에 주식을 오늘 가격으로 살 수 있는 권리예요. 여러분이 성공하면 우리도 그 성공의 작은 조각을 나눠 갖는 거죠. 우리 리스크에 대한 보상이고, 보통은 꽤 작아요.</w:t>
       </w:r>
     </w:p>
     <w:p>
@@ -1151,13 +1151,13 @@
         </w:numPr>
       </w:pPr>
       <w:r>
-        <w:t xml:space="preserve">DIANE: The bank could call it a material adverse change. And demand eight million.</w:t>
-      </w:r>
-      <w:r>
-        <w:t xml:space="preserve"> </w:t>
-      </w:r>
-      <w:r>
-        <w:t xml:space="preserve">다이앤: 은행은 그걸 중대한 부정적 변화라고 부를 수 있어요. 그리고 800만 달러를 요구하고요.</w:t>
+        <w:t xml:space="preserve">DIANE: The bank could call that a material adverse change and demand all eight million back. And since the clause isn’t defined, we’d have no way to argue that it isn’t one.</w:t>
+      </w:r>
+      <w:r>
+        <w:t xml:space="preserve"> </w:t>
+      </w:r>
+      <w:r>
+        <w:t xml:space="preserve">다이앤: 은행은 그걸 중대한 부정적 변화라고 부르고 800만 달러 전부를 돌려 달라고 할 수 있어요. 그리고 조항에 정의가 없으니, 그게 아니라고 반박할 방법도 없고요.</w:t>
       </w:r>
     </w:p>
     <w:p>
@@ -1252,13 +1252,13 @@
         </w:numPr>
       </w:pPr>
       <w:r>
-        <w:t xml:space="preserve">NOAH: Hannah, I’ll be direct. The MAC clause is a deal-breaker for us.</w:t>
-      </w:r>
-      <w:r>
-        <w:t xml:space="preserve"> </w:t>
-      </w:r>
-      <w:r>
-        <w:t xml:space="preserve">노아: 해나, 직설적으로 말할게요. MAC 조항은 우리한테 협상 결렬 조건이에요.</w:t>
+        <w:t xml:space="preserve">NOAH: Hannah, I’ll be direct, because I think you’d prefer that. The MAC clause is a deal-breaker for us. We can’t build a company while someone can pull the floor away anytime.</w:t>
+      </w:r>
+      <w:r>
+        <w:t xml:space="preserve"> </w:t>
+      </w:r>
+      <w:r>
+        <w:t xml:space="preserve">노아: 해나, 직설적으로 말할게요. 그쪽도 그걸 더 좋아하실 것 같아서요. MAC 조항은 우리한테 협상 결렬 조건이에요. 누군가 언제든 바닥을 빼 버릴 수 있는 상태에선 회사를 키울 수 없어요.</w:t>
       </w:r>
     </w:p>
     <w:p>
@@ -1303,13 +1303,13 @@
         </w:numPr>
       </w:pPr>
       <w:r>
-        <w:t xml:space="preserve">HANNAH: Cash is one risk. FDA failure is another. That’s your biggest risk.</w:t>
-      </w:r>
-      <w:r>
-        <w:t xml:space="preserve"> </w:t>
-      </w:r>
-      <w:r>
-        <w:t xml:space="preserve">해나: 현금은 리스크 하나예요. FDA 실패는 또 다른 리스크고요. 그게 가장 큰 리스크죠.</w:t>
+        <w:t xml:space="preserve">HANNAH: Cash is one risk. FDA failure is another, and honestly, that’s your biggest risk. If the product isn’t approved, the cash covenant won’t save either of us. I need something for that.</w:t>
+      </w:r>
+      <w:r>
+        <w:t xml:space="preserve"> </w:t>
+      </w:r>
+      <w:r>
+        <w:t xml:space="preserve">해나: 현금은 리스크 하나예요. FDA 실패는 또 다른 리스크고, 솔직히 그게 가장 큰 리스크죠. 제품이 승인 안 되면 현금 약정은 우리 둘 다 못 살려요. 그 부분에 대한 장치가 필요해요.</w:t>
       </w:r>
     </w:p>
     <w:p>
@@ -1388,13 +1388,13 @@
         </w:numPr>
       </w:pPr>
       <w:r>
-        <w:t xml:space="preserve">NOAH: Not an immediate default. The interest rate goes up. That’s your protection.</w:t>
-      </w:r>
-      <w:r>
-        <w:t xml:space="preserve"> </w:t>
-      </w:r>
-      <w:r>
-        <w:t xml:space="preserve">노아: 즉시 채무 불이행은 아니고요. 금리가 올라가요. 그게 당신들 보호 장치예요.</w:t>
+        <w:t xml:space="preserve">NOAH: Not an immediate default. If we miss the date, the interest rate goes up. You get paid more for the extra risk, and we don’t lose the company. That’s your protection.</w:t>
+      </w:r>
+      <w:r>
+        <w:t xml:space="preserve"> </w:t>
+      </w:r>
+      <w:r>
+        <w:t xml:space="preserve">노아: 즉시 채무 불이행은 아니고요. 날짜를 놓치면 금리가 올라가요. 그쪽은 늘어난 리스크만큼 더 받고, 우리는 회사를 잃지 않죠. 그게 당신들 보호 장치예요.</w:t>
       </w:r>
     </w:p>
     <w:p>
@@ -1653,13 +1653,13 @@
         </w:numPr>
       </w:pPr>
       <w:r>
-        <w:t xml:space="preserve">DIANE: Month thirteen is when their first real sales start. Fifteen gives them air.</w:t>
-      </w:r>
-      <w:r>
-        <w:t xml:space="preserve"> </w:t>
-      </w:r>
-      <w:r>
-        <w:t xml:space="preserve">다이앤: 13개월째가 이 회사의 첫 실매출이 시작되는 때예요. 15개월이면 숨 쉴 틈이 생겨요.</w:t>
+        <w:t xml:space="preserve">DIANE: Because month thirteen is roughly when their first real sales start, and those sales will be small. Fifteen months gives them air to grow before the big payments begin.</w:t>
+      </w:r>
+      <w:r>
+        <w:t xml:space="preserve"> </w:t>
+      </w:r>
+      <w:r>
+        <w:t xml:space="preserve">다이앤: 13개월째가 대략 이 회사의 첫 실매출이 시작되는 때고, 그 매출은 작을 테니까요. 15개월이면 큰 상환이 시작되기 전에 성장할 숨 쉴 틈이 생겨요.</w:t>
       </w:r>
     </w:p>
     <w:p>
@@ -1976,13 +1976,13 @@
         </w:numPr>
       </w:pPr>
       <w:r>
-        <w:t xml:space="preserve">HANNAH: Most founders sign whatever we give them. They’re desperate.</w:t>
-      </w:r>
-      <w:r>
-        <w:t xml:space="preserve"> </w:t>
-      </w:r>
-      <w:r>
-        <w:t xml:space="preserve">해나: 대부분의 창업자는 우리가 주는 대로 서명해요. 절박하니까요.</w:t>
+        <w:t xml:space="preserve">HANNAH: Most founders sign whatever we give them, because they’re desperate. They need the money too badly to argue, so they don’t read the covenants carefully. You did the opposite.</w:t>
+      </w:r>
+      <w:r>
+        <w:t xml:space="preserve"> </w:t>
+      </w:r>
+      <w:r>
+        <w:t xml:space="preserve">해나: 대부분의 창업자는 우리가 주는 대로 서명해요. 절박하니까요. 돈이 너무 급해서 따질 여유가 없으니 약정 조건을 꼼꼼히 안 읽어요. 여러분은 정반대로 했고요.</w:t>
       </w:r>
     </w:p>
     <w:p>
@@ -2071,13 +2071,13 @@
         </w:numPr>
       </w:pPr>
       <w:r>
-        <w:t xml:space="preserve">NOAH: Eleven percent. Fifteen months interest-only. Warrants at one and a quarter.</w:t>
-      </w:r>
-      <w:r>
-        <w:t xml:space="preserve"> </w:t>
-      </w:r>
-      <w:r>
-        <w:t xml:space="preserve">노아: 11퍼센트. 15개월 이자만. 워런트 1.25퍼센트.</w:t>
+        <w:t xml:space="preserve">NOAH: Eleven percent interest, which is high, but we have no revenue yet. Fifteen months interest-only, so the big payments start after launch. And the warrants are at one and a quarter percent.</w:t>
+      </w:r>
+      <w:r>
+        <w:t xml:space="preserve"> </w:t>
+      </w:r>
+      <w:r>
+        <w:t xml:space="preserve">노아: 금리 11퍼센트. 높지만 아직 매출이 없으니까요. 15개월은 이자만 내서, 큰 상환은 출시 후에 시작돼요. 그리고 워런트는 1.25퍼센트예요.</w:t>
       </w:r>
     </w:p>
     <w:p>
@@ -2224,13 +2224,13 @@
         </w:numPr>
       </w:pPr>
       <w:r>
-        <w:t xml:space="preserve">ELAINE: Debt is a tool. Not a friend. Don’t treat that money as free.</w:t>
-      </w:r>
-      <w:r>
-        <w:t xml:space="preserve"> </w:t>
-      </w:r>
-      <w:r>
-        <w:t xml:space="preserve">일레인: 부채는 도구예요. 친구가 아니라. 그 돈을 공짜처럼 다루지 마요.</w:t>
+        <w:t xml:space="preserve">ELAINE: Debt is a tool. Not a friend. A friend forgives you when you’re late, and a bank doesn’t. So don’t treat that money as free, because every month it costs you something.</w:t>
+      </w:r>
+      <w:r>
+        <w:t xml:space="preserve"> </w:t>
+      </w:r>
+      <w:r>
+        <w:t xml:space="preserve">일레인: 부채는 도구예요. 친구가 아니라. 친구는 늦어도 용서해 주지만 은행은 안 그래요. 그러니까 그 돈을 공짜처럼 다루지 마요. 매달 대가를 치르는 돈이니까.</w:t>
       </w:r>
     </w:p>
     <w:p>
@@ -2310,7 +2310,7 @@
     </w:p>
     <w:bookmarkEnd w:id="25"/>
     <w:bookmarkEnd w:id="26"/>
-    <w:bookmarkStart w:id="30" w:name="학습-부록"/>
+    <w:bookmarkStart w:id="31" w:name="학습-부록"/>
     <w:p>
       <w:pPr>
         <w:pStyle w:val="Heading2"/>
@@ -3363,8 +3363,260 @@
       </w:tr>
     </w:tbl>
     <w:bookmarkEnd w:id="29"/>
+    <w:bookmarkStart w:id="30" w:name="긴-발화-분석"/>
+    <w:p>
+      <w:pPr>
+        <w:pStyle w:val="Heading3"/>
+      </w:pPr>
+      <w:r>
+        <w:t xml:space="preserve">④ 긴 발화 분석</w:t>
+      </w:r>
+    </w:p>
+    <w:p>
+      <w:pPr>
+        <w:pStyle w:val="BlockText"/>
+      </w:pPr>
+      <w:r>
+        <w:rPr>
+          <w:bCs/>
+          <w:b/>
+        </w:rPr>
+        <w:t xml:space="preserve">60턴 NOAH:</w:t>
+      </w:r>
+      <w:r>
+        <w:t xml:space="preserve"> </w:t>
+      </w:r>
+      <w:r>
+        <w:t xml:space="preserve">“</w:t>
+      </w:r>
+      <w:r>
+        <w:t xml:space="preserve">Hannah, I’ll be direct, because I think you’d prefer that. The MAC clause is a deal-breaker for us. We can’t build a company while someone can pull the floor away anytime.</w:t>
+      </w:r>
+      <w:r>
+        <w:t xml:space="preserve">”</w:t>
+      </w:r>
+    </w:p>
+    <w:tbl>
+      <w:tblPr>
+        <w:tblStyle w:val="Table"/>
+        <w:tblW w:type="pct" w:w="5000"/>
+        <w:tblLook w:firstRow="1" w:lastRow="0" w:firstColumn="0" w:lastColumn="0" w:noHBand="0" w:noVBand="0" w:val="0020"/>
+        <w:jc w:val="start"/>
+      </w:tblPr>
+      <w:tblGrid>
+        <w:gridCol w:w="2640"/>
+        <w:gridCol w:w="2640"/>
+        <w:gridCol w:w="2640"/>
+      </w:tblGrid>
+      <w:tr>
+        <w:trPr>
+          <w:tblHeader w:val="true"/>
+        </w:trPr>
+        <w:tc>
+          <w:tcPr/>
+          <w:p>
+            <w:pPr>
+              <w:pStyle w:val="Compact"/>
+              <w:jc w:val="left"/>
+            </w:pPr>
+            <w:r>
+              <w:t xml:space="preserve">구조</w:t>
+            </w:r>
+          </w:p>
+        </w:tc>
+        <w:tc>
+          <w:tcPr/>
+          <w:p>
+            <w:pPr>
+              <w:pStyle w:val="Compact"/>
+              <w:jc w:val="left"/>
+            </w:pPr>
+            <w:r>
+              <w:t xml:space="preserve">영어</w:t>
+            </w:r>
+          </w:p>
+        </w:tc>
+        <w:tc>
+          <w:tcPr/>
+          <w:p>
+            <w:pPr>
+              <w:pStyle w:val="Compact"/>
+              <w:jc w:val="left"/>
+            </w:pPr>
+            <w:r>
+              <w:t xml:space="preserve">기능</w:t>
+            </w:r>
+          </w:p>
+        </w:tc>
+      </w:tr>
+      <w:tr>
+        <w:tc>
+          <w:tcPr/>
+          <w:p>
+            <w:pPr>
+              <w:pStyle w:val="Compact"/>
+              <w:jc w:val="left"/>
+            </w:pPr>
+            <w:r>
+              <w:t xml:space="preserve">① 예고(직설 선언)</w:t>
+            </w:r>
+          </w:p>
+        </w:tc>
+        <w:tc>
+          <w:tcPr/>
+          <w:p>
+            <w:pPr>
+              <w:pStyle w:val="Compact"/>
+              <w:jc w:val="left"/>
+            </w:pPr>
+            <w:r>
+              <w:t xml:space="preserve">Hannah, I’ll be direct, because I think you’d prefer that.</w:t>
+            </w:r>
+          </w:p>
+        </w:tc>
+        <w:tc>
+          <w:tcPr/>
+          <w:p>
+            <w:pPr>
+              <w:pStyle w:val="Compact"/>
+              <w:jc w:val="left"/>
+            </w:pPr>
+            <w:r>
+              <w:t xml:space="preserve">강한 말을 하기 전에 상대를 존중하며 쿠션 깔기</w:t>
+            </w:r>
+          </w:p>
+        </w:tc>
+      </w:tr>
+      <w:tr>
+        <w:tc>
+          <w:tcPr/>
+          <w:p>
+            <w:pPr>
+              <w:pStyle w:val="Compact"/>
+              <w:jc w:val="left"/>
+            </w:pPr>
+            <w:r>
+              <w:t xml:space="preserve">② 입장(결렬 조건)</w:t>
+            </w:r>
+          </w:p>
+        </w:tc>
+        <w:tc>
+          <w:tcPr/>
+          <w:p>
+            <w:pPr>
+              <w:pStyle w:val="Compact"/>
+              <w:jc w:val="left"/>
+            </w:pPr>
+            <w:r>
+              <w:t xml:space="preserve">The MAC clause is a deal-breaker for us.</w:t>
+            </w:r>
+          </w:p>
+        </w:tc>
+        <w:tc>
+          <w:tcPr/>
+          <w:p>
+            <w:pPr>
+              <w:pStyle w:val="Compact"/>
+              <w:jc w:val="left"/>
+            </w:pPr>
+            <w:r>
+              <w:t xml:space="preserve">받아들일 수 없는 조건을 한 문장으로 분명히</w:t>
+            </w:r>
+          </w:p>
+        </w:tc>
+      </w:tr>
+      <w:tr>
+        <w:tc>
+          <w:tcPr/>
+          <w:p>
+            <w:pPr>
+              <w:pStyle w:val="Compact"/>
+              <w:jc w:val="left"/>
+            </w:pPr>
+            <w:r>
+              <w:t xml:space="preserve">③ 이유(비유)</w:t>
+            </w:r>
+          </w:p>
+        </w:tc>
+        <w:tc>
+          <w:tcPr/>
+          <w:p>
+            <w:pPr>
+              <w:pStyle w:val="Compact"/>
+              <w:jc w:val="left"/>
+            </w:pPr>
+            <w:r>
+              <w:t xml:space="preserve">We can’t build a company while someone can pull the floor away anytime.</w:t>
+            </w:r>
+          </w:p>
+        </w:tc>
+        <w:tc>
+          <w:tcPr/>
+          <w:p>
+            <w:pPr>
+              <w:pStyle w:val="Compact"/>
+              <w:jc w:val="left"/>
+            </w:pPr>
+            <w:r>
+              <w:t xml:space="preserve">왜 안 되는지 그림처럼 떠오르는 비유로 설명</w:t>
+            </w:r>
+          </w:p>
+        </w:tc>
+      </w:tr>
+    </w:tbl>
+    <w:p>
+      <w:pPr>
+        <w:pStyle w:val="BodyText"/>
+      </w:pPr>
+      <w:r>
+        <w:rPr>
+          <w:bCs/>
+          <w:b/>
+        </w:rPr>
+        <w:t xml:space="preserve">활용 패턴:</w:t>
+      </w:r>
+      <w:r>
+        <w:t xml:space="preserve"> </w:t>
+      </w:r>
+      <w:r>
+        <w:t xml:space="preserve">I’ll be direct, because… → X is a deal-breaker for us. → We can’t ___ while ___.</w:t>
+      </w:r>
+      <w:r>
+        <w:t xml:space="preserve"> </w:t>
+      </w:r>
+      <w:r>
+        <w:rPr>
+          <w:bCs/>
+          <w:b/>
+        </w:rPr>
+        <w:t xml:space="preserve">연결 표현:</w:t>
+      </w:r>
+      <w:r>
+        <w:t xml:space="preserve"> </w:t>
+      </w:r>
+      <w:r>
+        <w:t xml:space="preserve">I’ll be direct(직설적으로 말할게요) · a deal-breaker(협상 결렬 조건) · pull the floor away(발밑을 빼 버리다)</w:t>
+      </w:r>
+      <w:r>
+        <w:t xml:space="preserve"> </w:t>
+      </w:r>
+      <w:r>
+        <w:rPr>
+          <w:bCs/>
+          <w:b/>
+        </w:rPr>
+        <w:t xml:space="preserve">연습:</w:t>
+      </w:r>
+      <w:r>
+        <w:t xml:space="preserve"> </w:t>
+      </w:r>
+      <w:r>
+        <w:t xml:space="preserve">거래처가 일방적 계약 해지 조항을 요구할 때, 같은 구조로 거절 의사를 30단어 안팎으로 밝혀 보기.</w:t>
+      </w:r>
+    </w:p>
     <w:bookmarkEnd w:id="30"/>
     <w:bookmarkEnd w:id="31"/>
+    <w:bookmarkEnd w:id="32"/>
     <w:sectPr/>
   </w:body>
 </w:document>

--- a/대본/3부/03화_The_Bridge.docx
+++ b/대본/3부/03화_The_Bridge.docx
@@ -2,7 +2,7 @@
 <file path=word/document.xml><?xml version="1.0" encoding="utf-8"?>
 <w:document xmlns:w="http://schemas.openxmlformats.org/wordprocessingml/2006/main" xmlns:m="http://schemas.openxmlformats.org/officeDocument/2006/math" xmlns:r="http://schemas.openxmlformats.org/officeDocument/2006/relationships" xmlns:o="urn:schemas-microsoft-com:office:office" xmlns:v="urn:schemas-microsoft-com:vml" xmlns:w10="urn:schemas-microsoft-com:office:word" xmlns:a="http://schemas.openxmlformats.org/drawingml/2006/main" xmlns:pic="http://schemas.openxmlformats.org/drawingml/2006/picture" xmlns:wp="http://schemas.openxmlformats.org/drawingml/2006/wordprocessingDrawing">
   <w:body>
-    <w:bookmarkStart w:id="32" w:name="ship-it-3부-3화"/>
+    <w:bookmarkStart w:id="38" w:name="ship-it-3부-3화"/>
     <w:p>
       <w:pPr>
         <w:pStyle w:val="Heading1"/>
@@ -190,257 +190,122 @@
     </w:p>
     <w:p>
       <w:pPr>
-        <w:numPr>
-          <w:ilvl w:val="0"/>
-          <w:numId w:val="1001"/>
-        </w:numPr>
+        <w:pStyle w:val="FirstParagraph"/>
       </w:pPr>
       <w:r>
         <w:t xml:space="preserve">DIANE: Before we go in. Rule one with banks. They’re not investors.</w:t>
       </w:r>
-      <w:r>
-        <w:t xml:space="preserve"> </w:t>
-      </w:r>
-      <w:r>
-        <w:t xml:space="preserve">다이앤: 들어가기 전에요. 은행 상대 규칙 1번. 은행은 투자자가 아니에요.</w:t>
-      </w:r>
-    </w:p>
-    <w:p>
-      <w:pPr>
-        <w:numPr>
-          <w:ilvl w:val="0"/>
-          <w:numId w:val="1001"/>
-        </w:numPr>
+    </w:p>
+    <w:p>
+      <w:pPr>
+        <w:pStyle w:val="BodyText"/>
       </w:pPr>
       <w:r>
         <w:t xml:space="preserve">NOAH: What’s the difference? They both give us money.</w:t>
       </w:r>
-      <w:r>
-        <w:t xml:space="preserve"> </w:t>
-      </w:r>
-      <w:r>
-        <w:t xml:space="preserve">노아: 차이가 뭐예요? 둘 다 우리한테 돈을 주잖아요.</w:t>
-      </w:r>
-    </w:p>
-    <w:p>
-      <w:pPr>
-        <w:numPr>
-          <w:ilvl w:val="0"/>
-          <w:numId w:val="1001"/>
-        </w:numPr>
+    </w:p>
+    <w:p>
+      <w:pPr>
+        <w:pStyle w:val="BodyText"/>
       </w:pPr>
       <w:r>
         <w:t xml:space="preserve">DIANE: Investors share your upside, so they win when you win. Banks are different. They want their money back, with interest, no matter what happens to the company. That’s the whole relationship.</w:t>
       </w:r>
-      <w:r>
-        <w:t xml:space="preserve"> </w:t>
-      </w:r>
-      <w:r>
-        <w:t xml:space="preserve">다이앤: 투자자는 성공을 나눠 가져요. 그래서 당신들이 이기면 그들도 이기죠. 은행은 달라요. 회사에 무슨 일이 생기든 돈을 이자까지 돌려받길 원해요. 그게 관계의 전부예요.</w:t>
-      </w:r>
-    </w:p>
-    <w:p>
-      <w:pPr>
-        <w:numPr>
-          <w:ilvl w:val="0"/>
-          <w:numId w:val="1001"/>
-        </w:numPr>
+    </w:p>
+    <w:p>
+      <w:pPr>
+        <w:pStyle w:val="BodyText"/>
       </w:pPr>
       <w:r>
         <w:t xml:space="preserve">MARCUS: So a bank doesn’t care if we change the world.</w:t>
       </w:r>
-      <w:r>
-        <w:t xml:space="preserve"> </w:t>
-      </w:r>
-      <w:r>
-        <w:t xml:space="preserve">마커스: 그러니까 은행은 우리가 세상을 바꾸든 말든 상관없다는 거군.</w:t>
-      </w:r>
-    </w:p>
-    <w:p>
-      <w:pPr>
-        <w:numPr>
-          <w:ilvl w:val="0"/>
-          <w:numId w:val="1001"/>
-        </w:numPr>
+    </w:p>
+    <w:p>
+      <w:pPr>
+        <w:pStyle w:val="BodyText"/>
       </w:pPr>
       <w:r>
         <w:t xml:space="preserve">DIANE: A bank cares if you pay on the first of every month.</w:t>
       </w:r>
-      <w:r>
-        <w:t xml:space="preserve"> </w:t>
-      </w:r>
-      <w:r>
-        <w:t xml:space="preserve">다이앤: 은행은 당신들이 매달 1일에 돈을 내는지에 관심 있어요.</w:t>
-      </w:r>
-    </w:p>
-    <w:p>
-      <w:pPr>
-        <w:numPr>
-          <w:ilvl w:val="0"/>
-          <w:numId w:val="1001"/>
-        </w:numPr>
+    </w:p>
+    <w:p>
+      <w:pPr>
+        <w:pStyle w:val="BodyText"/>
       </w:pPr>
       <w:r>
         <w:t xml:space="preserve">NOAH: Got it. What should I watch for?</w:t>
       </w:r>
-      <w:r>
-        <w:t xml:space="preserve"> </w:t>
-      </w:r>
-      <w:r>
-        <w:t xml:space="preserve">노아: 알겠어요. 뭘 조심해야 해요?</w:t>
-      </w:r>
-    </w:p>
-    <w:p>
-      <w:pPr>
-        <w:numPr>
-          <w:ilvl w:val="0"/>
-          <w:numId w:val="1001"/>
-        </w:numPr>
+    </w:p>
+    <w:p>
+      <w:pPr>
+        <w:pStyle w:val="BodyText"/>
       </w:pPr>
       <w:r>
         <w:t xml:space="preserve">DIANE: The covenants. The rules inside the loan. That’s where companies die.</w:t>
       </w:r>
-      <w:r>
-        <w:t xml:space="preserve"> </w:t>
-      </w:r>
-      <w:r>
-        <w:t xml:space="preserve">다이앤: 약정 조건이요. 대출 안에 있는 규칙들. 회사들이 죽는 곳이 거기예요.</w:t>
-      </w:r>
-    </w:p>
-    <w:p>
-      <w:pPr>
-        <w:numPr>
-          <w:ilvl w:val="0"/>
-          <w:numId w:val="1001"/>
-        </w:numPr>
+    </w:p>
+    <w:p>
+      <w:pPr>
+        <w:pStyle w:val="BodyText"/>
       </w:pPr>
       <w:r>
         <w:t xml:space="preserve">MARCUS: Die how?</w:t>
       </w:r>
-      <w:r>
-        <w:t xml:space="preserve"> </w:t>
-      </w:r>
-      <w:r>
-        <w:t xml:space="preserve">마커스: 어떻게 죽어요?</w:t>
-      </w:r>
-    </w:p>
-    <w:p>
-      <w:pPr>
-        <w:numPr>
-          <w:ilvl w:val="0"/>
-          <w:numId w:val="1001"/>
-        </w:numPr>
+    </w:p>
+    <w:p>
+      <w:pPr>
+        <w:pStyle w:val="BodyText"/>
       </w:pPr>
       <w:r>
         <w:t xml:space="preserve">DIANE: Break a covenant, and the bank can demand all the money back. Immediately.</w:t>
       </w:r>
-      <w:r>
-        <w:t xml:space="preserve"> </w:t>
-      </w:r>
-      <w:r>
-        <w:t xml:space="preserve">다이앤: 약정을 어기면 은행이 돈 전부를 즉시 돌려 달라고 할 수 있어요.</w:t>
-      </w:r>
-    </w:p>
-    <w:p>
-      <w:pPr>
-        <w:numPr>
-          <w:ilvl w:val="0"/>
-          <w:numId w:val="1001"/>
-        </w:numPr>
+    </w:p>
+    <w:p>
+      <w:pPr>
+        <w:pStyle w:val="BodyText"/>
       </w:pPr>
       <w:r>
         <w:t xml:space="preserve">NOAH: All eight million? At once?</w:t>
       </w:r>
-      <w:r>
-        <w:t xml:space="preserve"> </w:t>
-      </w:r>
-      <w:r>
-        <w:t xml:space="preserve">노아: 800만 달러 전부를요? 한 번에?</w:t>
-      </w:r>
-    </w:p>
-    <w:p>
-      <w:pPr>
-        <w:numPr>
-          <w:ilvl w:val="0"/>
-          <w:numId w:val="1001"/>
-        </w:numPr>
+    </w:p>
+    <w:p>
+      <w:pPr>
+        <w:pStyle w:val="BodyText"/>
       </w:pPr>
       <w:r>
         <w:t xml:space="preserve">DIANE: At once. And no startup has eight million sitting around.</w:t>
       </w:r>
-      <w:r>
-        <w:t xml:space="preserve"> </w:t>
-      </w:r>
-      <w:r>
-        <w:t xml:space="preserve">다이앤: 한 번에요. 그리고 800만 달러를 쌓아 둔 스타트업은 없죠.</w:t>
-      </w:r>
-    </w:p>
-    <w:p>
-      <w:pPr>
-        <w:numPr>
-          <w:ilvl w:val="0"/>
-          <w:numId w:val="1001"/>
-        </w:numPr>
+    </w:p>
+    <w:p>
+      <w:pPr>
+        <w:pStyle w:val="BodyText"/>
       </w:pPr>
       <w:r>
         <w:t xml:space="preserve">MARCUS: So the money that’s supposed to save us could kill us at the worst possible moment. In the army, we’d call that an ambush. That’s not a bridge. That’s a trap door.</w:t>
       </w:r>
-      <w:r>
-        <w:t xml:space="preserve"> </w:t>
-      </w:r>
-      <w:r>
-        <w:t xml:space="preserve">마커스: 그러니까 우릴 살려 줘야 할 돈이 최악의 순간에 우릴 죽일 수도 있다는 거군. 군대에선 그걸 매복이라고 부르지. 그건 다리가 아니라 함정문이야.</w:t>
-      </w:r>
-    </w:p>
-    <w:p>
-      <w:pPr>
-        <w:numPr>
-          <w:ilvl w:val="0"/>
-          <w:numId w:val="1001"/>
-        </w:numPr>
+    </w:p>
+    <w:p>
+      <w:pPr>
+        <w:pStyle w:val="BodyText"/>
       </w:pPr>
       <w:r>
         <w:t xml:space="preserve">DIANE: Exactly. So we make sure the bridge doesn’t have trap doors.</w:t>
       </w:r>
-      <w:r>
-        <w:t xml:space="preserve"> </w:t>
-      </w:r>
-      <w:r>
-        <w:t xml:space="preserve">다이앤: 바로 그거예요. 그러니까 다리에 함정문이 없게 만드는 거예요.</w:t>
-      </w:r>
-    </w:p>
-    <w:p>
-      <w:pPr>
-        <w:numPr>
-          <w:ilvl w:val="0"/>
-          <w:numId w:val="1001"/>
-        </w:numPr>
+    </w:p>
+    <w:p>
+      <w:pPr>
+        <w:pStyle w:val="BodyText"/>
       </w:pPr>
       <w:r>
         <w:t xml:space="preserve">NOAH: Victoria said Hannah is tough but fair.</w:t>
       </w:r>
-      <w:r>
-        <w:t xml:space="preserve"> </w:t>
-      </w:r>
-      <w:r>
-        <w:t xml:space="preserve">노아: 빅토리아 말로는 해나가 깐깐하지만 공정하대요.</w:t>
-      </w:r>
-    </w:p>
-    <w:p>
-      <w:pPr>
-        <w:numPr>
-          <w:ilvl w:val="0"/>
-          <w:numId w:val="1001"/>
-        </w:numPr>
+    </w:p>
+    <w:p>
+      <w:pPr>
+        <w:pStyle w:val="BodyText"/>
       </w:pPr>
       <w:r>
         <w:t xml:space="preserve">DIANE: Tough is fine. Fair is what we need. Let’s go.</w:t>
-      </w:r>
-      <w:r>
-        <w:t xml:space="preserve"> </w:t>
-      </w:r>
-      <w:r>
-        <w:t xml:space="preserve">다이앤: 깐깐한 건 괜찮아요. 우리한테 필요한 건 공정함이죠. 갑시다.</w:t>
       </w:r>
     </w:p>
     <w:bookmarkEnd w:id="21"/>
@@ -455,597 +320,282 @@
     </w:p>
     <w:p>
       <w:pPr>
-        <w:numPr>
-          <w:ilvl w:val="0"/>
-          <w:numId w:val="1002"/>
-        </w:numPr>
+        <w:pStyle w:val="FirstParagraph"/>
       </w:pPr>
       <w:r>
         <w:t xml:space="preserve">HANNAH: Good morning. Hannah Greer, Sterling Bank. Victoria speaks highly of you.</w:t>
       </w:r>
-      <w:r>
-        <w:t xml:space="preserve"> </w:t>
-      </w:r>
-      <w:r>
-        <w:t xml:space="preserve">해나: 안녕하세요. 스털링 은행의 해나 그리어입니다. 빅토리아가 여러분 칭찬을 많이 하더군요.</w:t>
-      </w:r>
-    </w:p>
-    <w:p>
-      <w:pPr>
-        <w:numPr>
-          <w:ilvl w:val="0"/>
-          <w:numId w:val="1002"/>
-        </w:numPr>
+    </w:p>
+    <w:p>
+      <w:pPr>
+        <w:pStyle w:val="BodyText"/>
       </w:pPr>
       <w:r>
         <w:t xml:space="preserve">NOAH: Thank you for seeing us so quickly.</w:t>
       </w:r>
-      <w:r>
-        <w:t xml:space="preserve"> </w:t>
-      </w:r>
-      <w:r>
-        <w:t xml:space="preserve">노아: 이렇게 빨리 만나 주셔서 감사해요.</w:t>
-      </w:r>
-    </w:p>
-    <w:p>
-      <w:pPr>
-        <w:numPr>
-          <w:ilvl w:val="0"/>
-          <w:numId w:val="1002"/>
-        </w:numPr>
+    </w:p>
+    <w:p>
+      <w:pPr>
+        <w:pStyle w:val="BodyText"/>
       </w:pPr>
       <w:r>
         <w:t xml:space="preserve">HANNAH: I read your FDA letter. You sent it before I even asked, which was smart. It tells me you’re not going to hide problems from the bank later.</w:t>
       </w:r>
-      <w:r>
-        <w:t xml:space="preserve"> </w:t>
-      </w:r>
-      <w:r>
-        <w:t xml:space="preserve">해나: FDA 서한 읽었어요. 요청하기도 전에 보내셨더군요. 현명했어요. 나중에 은행한테 문제를 숨기지 않을 거라는 뜻이니까요.</w:t>
-      </w:r>
-    </w:p>
-    <w:p>
-      <w:pPr>
-        <w:numPr>
-          <w:ilvl w:val="0"/>
-          <w:numId w:val="1002"/>
-        </w:numPr>
+    </w:p>
+    <w:p>
+      <w:pPr>
+        <w:pStyle w:val="BodyText"/>
       </w:pPr>
       <w:r>
         <w:t xml:space="preserve">NOAH: Bad news first. It’s a company habit.</w:t>
       </w:r>
-      <w:r>
-        <w:t xml:space="preserve"> </w:t>
-      </w:r>
-      <w:r>
-        <w:t xml:space="preserve">노아: 나쁜 소식 먼저. 회사 습관이에요.</w:t>
-      </w:r>
-    </w:p>
-    <w:p>
-      <w:pPr>
-        <w:numPr>
-          <w:ilvl w:val="0"/>
-          <w:numId w:val="1002"/>
-        </w:numPr>
+    </w:p>
+    <w:p>
+      <w:pPr>
+        <w:pStyle w:val="BodyText"/>
       </w:pPr>
       <w:r>
         <w:t xml:space="preserve">HANNAH: A good habit. Banks don’t like surprises either.</w:t>
       </w:r>
-      <w:r>
-        <w:t xml:space="preserve"> </w:t>
-      </w:r>
-      <w:r>
-        <w:t xml:space="preserve">해나: 좋은 습관이에요. 은행도 놀라는 걸 싫어하거든요.</w:t>
-      </w:r>
-    </w:p>
-    <w:p>
-      <w:pPr>
-        <w:numPr>
-          <w:ilvl w:val="0"/>
-          <w:numId w:val="1002"/>
-        </w:numPr>
+    </w:p>
+    <w:p>
+      <w:pPr>
+        <w:pStyle w:val="BodyText"/>
       </w:pPr>
       <w:r>
         <w:t xml:space="preserve">DIANE: Could you walk us through your proposed terms?</w:t>
       </w:r>
-      <w:r>
-        <w:t xml:space="preserve"> </w:t>
-      </w:r>
-      <w:r>
-        <w:t xml:space="preserve">다이앤: 제안하신 조건을 차근차근 설명해 주시겠어요?</w:t>
-      </w:r>
-    </w:p>
-    <w:p>
-      <w:pPr>
-        <w:numPr>
-          <w:ilvl w:val="0"/>
-          <w:numId w:val="1002"/>
-        </w:numPr>
+    </w:p>
+    <w:p>
+      <w:pPr>
+        <w:pStyle w:val="BodyText"/>
       </w:pPr>
       <w:r>
         <w:t xml:space="preserve">HANNAH: Of course. A term loan. Eight million dollars. Four-year term.</w:t>
       </w:r>
-      <w:r>
-        <w:t xml:space="preserve"> </w:t>
-      </w:r>
-      <w:r>
-        <w:t xml:space="preserve">해나: 물론이죠. 기한부 대출. 800만 달러. 4년 만기.</w:t>
-      </w:r>
-    </w:p>
-    <w:p>
-      <w:pPr>
-        <w:numPr>
-          <w:ilvl w:val="0"/>
-          <w:numId w:val="1002"/>
-        </w:numPr>
+    </w:p>
+    <w:p>
+      <w:pPr>
+        <w:pStyle w:val="BodyText"/>
       </w:pPr>
       <w:r>
         <w:t xml:space="preserve">MARCUS: And the interest rate?</w:t>
       </w:r>
-      <w:r>
-        <w:t xml:space="preserve"> </w:t>
-      </w:r>
-      <w:r>
-        <w:t xml:space="preserve">마커스: 금리는요?</w:t>
-      </w:r>
-    </w:p>
-    <w:p>
-      <w:pPr>
-        <w:numPr>
-          <w:ilvl w:val="0"/>
-          <w:numId w:val="1002"/>
-        </w:numPr>
+    </w:p>
+    <w:p>
+      <w:pPr>
+        <w:pStyle w:val="BodyText"/>
       </w:pPr>
       <w:r>
         <w:t xml:space="preserve">HANNAH: Prime plus three. Today that’s about eleven percent.</w:t>
       </w:r>
-      <w:r>
-        <w:t xml:space="preserve"> </w:t>
-      </w:r>
-      <w:r>
-        <w:t xml:space="preserve">해나: 프라임 금리 더하기 3. 지금 기준으로 약 11퍼센트.</w:t>
-      </w:r>
-    </w:p>
-    <w:p>
-      <w:pPr>
-        <w:numPr>
-          <w:ilvl w:val="0"/>
-          <w:numId w:val="1002"/>
-        </w:numPr>
+    </w:p>
+    <w:p>
+      <w:pPr>
+        <w:pStyle w:val="BodyText"/>
       </w:pPr>
       <w:r>
         <w:t xml:space="preserve">NOAH: Eleven percent. That’s high.</w:t>
       </w:r>
-      <w:r>
-        <w:t xml:space="preserve"> </w:t>
-      </w:r>
-      <w:r>
-        <w:t xml:space="preserve">노아: 11퍼센트. 높네요.</w:t>
-      </w:r>
-    </w:p>
-    <w:p>
-      <w:pPr>
-        <w:numPr>
-          <w:ilvl w:val="0"/>
-          <w:numId w:val="1002"/>
-        </w:numPr>
+    </w:p>
+    <w:p>
+      <w:pPr>
+        <w:pStyle w:val="BodyText"/>
       </w:pPr>
       <w:r>
         <w:t xml:space="preserve">HANNAH: You have no revenue and an FDA delay. It’s actually generous.</w:t>
       </w:r>
-      <w:r>
-        <w:t xml:space="preserve"> </w:t>
-      </w:r>
-      <w:r>
-        <w:t xml:space="preserve">해나: 매출도 없고 FDA 지연까지 있잖아요. 사실 후한 편이에요.</w:t>
-      </w:r>
-    </w:p>
-    <w:p>
-      <w:pPr>
-        <w:numPr>
-          <w:ilvl w:val="0"/>
-          <w:numId w:val="1002"/>
-        </w:numPr>
+    </w:p>
+    <w:p>
+      <w:pPr>
+        <w:pStyle w:val="BodyText"/>
       </w:pPr>
       <w:r>
         <w:t xml:space="preserve">DIANE: Repayment schedule?</w:t>
       </w:r>
-      <w:r>
-        <w:t xml:space="preserve"> </w:t>
-      </w:r>
-      <w:r>
-        <w:t xml:space="preserve">다이앤: 상환 일정은요?</w:t>
-      </w:r>
-    </w:p>
-    <w:p>
-      <w:pPr>
-        <w:numPr>
-          <w:ilvl w:val="0"/>
-          <w:numId w:val="1002"/>
-        </w:numPr>
+    </w:p>
+    <w:p>
+      <w:pPr>
+        <w:pStyle w:val="BodyText"/>
       </w:pPr>
       <w:r>
         <w:t xml:space="preserve">HANNAH: Twelve months interest-only. Then principal and interest for thirty-six months.</w:t>
       </w:r>
-      <w:r>
-        <w:t xml:space="preserve"> </w:t>
-      </w:r>
-      <w:r>
-        <w:t xml:space="preserve">해나: 12개월은 이자만. 그다음 36개월 동안 원금과 이자.</w:t>
-      </w:r>
-    </w:p>
-    <w:p>
-      <w:pPr>
-        <w:numPr>
-          <w:ilvl w:val="0"/>
-          <w:numId w:val="1002"/>
-        </w:numPr>
+    </w:p>
+    <w:p>
+      <w:pPr>
+        <w:pStyle w:val="BodyText"/>
       </w:pPr>
       <w:r>
         <w:t xml:space="preserve">MARCUS: Interest-only. So for a year, we only pay the interest.</w:t>
       </w:r>
-      <w:r>
-        <w:t xml:space="preserve"> </w:t>
-      </w:r>
-      <w:r>
-        <w:t xml:space="preserve">마커스: 이자만. 그러니까 1년 동안은 이자만 내는 거네.</w:t>
-      </w:r>
-    </w:p>
-    <w:p>
-      <w:pPr>
-        <w:numPr>
-          <w:ilvl w:val="0"/>
-          <w:numId w:val="1002"/>
-        </w:numPr>
+    </w:p>
+    <w:p>
+      <w:pPr>
+        <w:pStyle w:val="BodyText"/>
       </w:pPr>
       <w:r>
         <w:t xml:space="preserve">HANNAH: Correct. About seventy thousand a month. Then it goes up.</w:t>
       </w:r>
-      <w:r>
-        <w:t xml:space="preserve"> </w:t>
-      </w:r>
-      <w:r>
-        <w:t xml:space="preserve">해나: 맞아요. 한 달에 약 7만 달러. 그다음엔 올라가요.</w:t>
-      </w:r>
-    </w:p>
-    <w:p>
-      <w:pPr>
-        <w:numPr>
-          <w:ilvl w:val="0"/>
-          <w:numId w:val="1002"/>
-        </w:numPr>
+    </w:p>
+    <w:p>
+      <w:pPr>
+        <w:pStyle w:val="BodyText"/>
       </w:pPr>
       <w:r>
         <w:t xml:space="preserve">NOAH: When does it go up? Exactly?</w:t>
       </w:r>
-      <w:r>
-        <w:t xml:space="preserve"> </w:t>
-      </w:r>
-      <w:r>
-        <w:t xml:space="preserve">노아: 정확히 언제 올라가요?</w:t>
-      </w:r>
-    </w:p>
-    <w:p>
-      <w:pPr>
-        <w:numPr>
-          <w:ilvl w:val="0"/>
-          <w:numId w:val="1002"/>
-        </w:numPr>
+    </w:p>
+    <w:p>
+      <w:pPr>
+        <w:pStyle w:val="BodyText"/>
       </w:pPr>
       <w:r>
         <w:t xml:space="preserve">HANNAH: Month thirteen. Roughly two hundred sixty thousand a month.</w:t>
       </w:r>
-      <w:r>
-        <w:t xml:space="preserve"> </w:t>
-      </w:r>
-      <w:r>
-        <w:t xml:space="preserve">해나: 13개월째부터요. 대략 한 달에 26만 달러.</w:t>
-      </w:r>
-    </w:p>
-    <w:p>
-      <w:pPr>
-        <w:numPr>
-          <w:ilvl w:val="0"/>
-          <w:numId w:val="1002"/>
-        </w:numPr>
+    </w:p>
+    <w:p>
+      <w:pPr>
+        <w:pStyle w:val="BodyText"/>
       </w:pPr>
       <w:r>
         <w:t xml:space="preserve">MARCUS: Month thirteen. Will we have sales by then?</w:t>
       </w:r>
-      <w:r>
-        <w:t xml:space="preserve"> </w:t>
-      </w:r>
-      <w:r>
-        <w:t xml:space="preserve">마커스: 13개월째. 그때까지 매출이 있을까?</w:t>
-      </w:r>
-    </w:p>
-    <w:p>
-      <w:pPr>
-        <w:numPr>
-          <w:ilvl w:val="0"/>
-          <w:numId w:val="1002"/>
-        </w:numPr>
+    </w:p>
+    <w:p>
+      <w:pPr>
+        <w:pStyle w:val="BodyText"/>
       </w:pPr>
       <w:r>
         <w:t xml:space="preserve">NOAH: If approval comes in November, we launch in March. Sales start in April.</w:t>
       </w:r>
-      <w:r>
-        <w:t xml:space="preserve"> </w:t>
-      </w:r>
-      <w:r>
-        <w:t xml:space="preserve">노아: 11월에 승인이 나면 3월에 출시해요. 매출은 4월부터.</w:t>
-      </w:r>
-    </w:p>
-    <w:p>
-      <w:pPr>
-        <w:numPr>
-          <w:ilvl w:val="0"/>
-          <w:numId w:val="1002"/>
-        </w:numPr>
+    </w:p>
+    <w:p>
+      <w:pPr>
+        <w:pStyle w:val="BodyText"/>
       </w:pPr>
       <w:r>
         <w:t xml:space="preserve">DIANE: Small sales, though. Not two hundred sixty thousand a month, not right away. New products take time to grow, so for a while, the payments would be bigger than the revenue.</w:t>
       </w:r>
-      <w:r>
-        <w:t xml:space="preserve"> </w:t>
-      </w:r>
-      <w:r>
-        <w:t xml:space="preserve">다이앤: 작은 매출이죠. 한 달 26만 달러는 아니에요. 바로는 아니고요. 신제품은 자리 잡는 데 시간이 걸리니까, 한동안은 상환액이 매출보다 클 거예요.</w:t>
-      </w:r>
-    </w:p>
-    <w:p>
-      <w:pPr>
-        <w:numPr>
-          <w:ilvl w:val="0"/>
-          <w:numId w:val="1002"/>
-        </w:numPr>
+    </w:p>
+    <w:p>
+      <w:pPr>
+        <w:pStyle w:val="BodyText"/>
       </w:pPr>
       <w:r>
         <w:t xml:space="preserve">HANNAH: Which is why the interest-only period matters. Next, warrants.</w:t>
       </w:r>
-      <w:r>
-        <w:t xml:space="preserve"> </w:t>
-      </w:r>
-      <w:r>
-        <w:t xml:space="preserve">해나: 그래서 이자만 내는 기간이 중요하죠. 다음, 워런트.</w:t>
-      </w:r>
-    </w:p>
-    <w:p>
-      <w:pPr>
-        <w:numPr>
-          <w:ilvl w:val="0"/>
-          <w:numId w:val="1002"/>
-        </w:numPr>
+    </w:p>
+    <w:p>
+      <w:pPr>
+        <w:pStyle w:val="BodyText"/>
       </w:pPr>
       <w:r>
         <w:t xml:space="preserve">MARCUS: Warrants. Another word for the list.</w:t>
       </w:r>
-      <w:r>
-        <w:t xml:space="preserve"> </w:t>
-      </w:r>
-      <w:r>
-        <w:t xml:space="preserve">마커스: 워런트. 목록에 들어갈 단어가 또 하나.</w:t>
-      </w:r>
-    </w:p>
-    <w:p>
-      <w:pPr>
-        <w:numPr>
-          <w:ilvl w:val="0"/>
-          <w:numId w:val="1002"/>
-        </w:numPr>
+    </w:p>
+    <w:p>
+      <w:pPr>
+        <w:pStyle w:val="BodyText"/>
       </w:pPr>
       <w:r>
         <w:t xml:space="preserve">HANNAH: The right to buy your shares later, at today’s price. If you succeed, we share a small piece of the upside. It’s a reward for our risk, and usually it’s quite small.</w:t>
       </w:r>
-      <w:r>
-        <w:t xml:space="preserve"> </w:t>
-      </w:r>
-      <w:r>
-        <w:t xml:space="preserve">해나: 나중에 주식을 오늘 가격으로 살 수 있는 권리예요. 여러분이 성공하면 우리도 그 성공의 작은 조각을 나눠 갖는 거죠. 우리 리스크에 대한 보상이고, 보통은 꽤 작아요.</w:t>
-      </w:r>
-    </w:p>
-    <w:p>
-      <w:pPr>
-        <w:numPr>
-          <w:ilvl w:val="0"/>
-          <w:numId w:val="1002"/>
-        </w:numPr>
+    </w:p>
+    <w:p>
+      <w:pPr>
+        <w:pStyle w:val="BodyText"/>
       </w:pPr>
       <w:r>
         <w:t xml:space="preserve">NOAH: How small?</w:t>
       </w:r>
-      <w:r>
-        <w:t xml:space="preserve"> </w:t>
-      </w:r>
-      <w:r>
-        <w:t xml:space="preserve">노아: 얼마나 작게요?</w:t>
-      </w:r>
-    </w:p>
-    <w:p>
-      <w:pPr>
-        <w:numPr>
-          <w:ilvl w:val="0"/>
-          <w:numId w:val="1002"/>
-        </w:numPr>
+    </w:p>
+    <w:p>
+      <w:pPr>
+        <w:pStyle w:val="BodyText"/>
       </w:pPr>
       <w:r>
         <w:t xml:space="preserve">HANNAH: Two percent of the loan amount. In shares.</w:t>
       </w:r>
-      <w:r>
-        <w:t xml:space="preserve"> </w:t>
-      </w:r>
-      <w:r>
-        <w:t xml:space="preserve">해나: 대출 금액의 2퍼센트. 주식으로요.</w:t>
-      </w:r>
-    </w:p>
-    <w:p>
-      <w:pPr>
-        <w:numPr>
-          <w:ilvl w:val="0"/>
-          <w:numId w:val="1002"/>
-        </w:numPr>
+    </w:p>
+    <w:p>
+      <w:pPr>
+        <w:pStyle w:val="BodyText"/>
       </w:pPr>
       <w:r>
         <w:t xml:space="preserve">DIANE: Two percent coverage. That’s at the high end.</w:t>
       </w:r>
-      <w:r>
-        <w:t xml:space="preserve"> </w:t>
-      </w:r>
-      <w:r>
-        <w:t xml:space="preserve">다이앤: 2퍼센트 커버리지. 높은 편이네요.</w:t>
-      </w:r>
-    </w:p>
-    <w:p>
-      <w:pPr>
-        <w:numPr>
-          <w:ilvl w:val="0"/>
-          <w:numId w:val="1002"/>
-        </w:numPr>
+    </w:p>
+    <w:p>
+      <w:pPr>
+        <w:pStyle w:val="BodyText"/>
       </w:pPr>
       <w:r>
         <w:t xml:space="preserve">HANNAH: Your risk is at the high end. That’s the logic.</w:t>
       </w:r>
-      <w:r>
-        <w:t xml:space="preserve"> </w:t>
-      </w:r>
-      <w:r>
-        <w:t xml:space="preserve">해나: 여러분 리스크가 높은 편이니까요. 그게 논리예요.</w:t>
-      </w:r>
-    </w:p>
-    <w:p>
-      <w:pPr>
-        <w:numPr>
-          <w:ilvl w:val="0"/>
-          <w:numId w:val="1002"/>
-        </w:numPr>
+    </w:p>
+    <w:p>
+      <w:pPr>
+        <w:pStyle w:val="BodyText"/>
       </w:pPr>
       <w:r>
         <w:t xml:space="preserve">MARCUS: And the covenants? Diane said that’s where companies die.</w:t>
       </w:r>
-      <w:r>
-        <w:t xml:space="preserve"> </w:t>
-      </w:r>
-      <w:r>
-        <w:t xml:space="preserve">마커스: 그리고 약정 조건은요? 다이앤이 회사들이 죽는 곳이라던데.</w:t>
-      </w:r>
-    </w:p>
-    <w:p>
-      <w:pPr>
-        <w:numPr>
-          <w:ilvl w:val="0"/>
-          <w:numId w:val="1002"/>
-        </w:numPr>
+    </w:p>
+    <w:p>
+      <w:pPr>
+        <w:pStyle w:val="BodyText"/>
       </w:pPr>
       <w:r>
         <w:t xml:space="preserve">HANNAH: She’s right. Two covenants. First, minimum cash. You keep at least three million.</w:t>
       </w:r>
-      <w:r>
-        <w:t xml:space="preserve"> </w:t>
-      </w:r>
-      <w:r>
-        <w:t xml:space="preserve">해나: 맞는 말이에요. 약정 두 개. 첫째, 최소 현금. 최소 300만 달러 유지.</w:t>
-      </w:r>
-    </w:p>
-    <w:p>
-      <w:pPr>
-        <w:numPr>
-          <w:ilvl w:val="0"/>
-          <w:numId w:val="1002"/>
-        </w:numPr>
+    </w:p>
+    <w:p>
+      <w:pPr>
+        <w:pStyle w:val="BodyText"/>
       </w:pPr>
       <w:r>
         <w:t xml:space="preserve">NOAH: At all times?</w:t>
       </w:r>
-      <w:r>
-        <w:t xml:space="preserve"> </w:t>
-      </w:r>
-      <w:r>
-        <w:t xml:space="preserve">노아: 항상이요?</w:t>
-      </w:r>
-    </w:p>
-    <w:p>
-      <w:pPr>
-        <w:numPr>
-          <w:ilvl w:val="0"/>
-          <w:numId w:val="1002"/>
-        </w:numPr>
+    </w:p>
+    <w:p>
+      <w:pPr>
+        <w:pStyle w:val="BodyText"/>
       </w:pPr>
       <w:r>
         <w:t xml:space="preserve">HANNAH: At all times. If cash drops below three million, that’s a default.</w:t>
       </w:r>
-      <w:r>
-        <w:t xml:space="preserve"> </w:t>
-      </w:r>
-      <w:r>
-        <w:t xml:space="preserve">해나: 항상이요. 현금이 300만 아래로 떨어지면 채무 불이행이에요.</w:t>
-      </w:r>
-    </w:p>
-    <w:p>
-      <w:pPr>
-        <w:numPr>
-          <w:ilvl w:val="0"/>
-          <w:numId w:val="1002"/>
-        </w:numPr>
+    </w:p>
+    <w:p>
+      <w:pPr>
+        <w:pStyle w:val="BodyText"/>
       </w:pPr>
       <w:r>
         <w:t xml:space="preserve">MARCUS: Understood. That’s reasonable. What’s the second?</w:t>
       </w:r>
-      <w:r>
-        <w:t xml:space="preserve"> </w:t>
-      </w:r>
-      <w:r>
-        <w:t xml:space="preserve">마커스: 이해해요. 합리적이네. 두 번째는요?</w:t>
-      </w:r>
-    </w:p>
-    <w:p>
-      <w:pPr>
-        <w:numPr>
-          <w:ilvl w:val="0"/>
-          <w:numId w:val="1002"/>
-        </w:numPr>
+    </w:p>
+    <w:p>
+      <w:pPr>
+        <w:pStyle w:val="BodyText"/>
       </w:pPr>
       <w:r>
         <w:t xml:space="preserve">HANNAH: A standard MAC clause. Material adverse change.</w:t>
       </w:r>
-      <w:r>
-        <w:t xml:space="preserve"> </w:t>
-      </w:r>
-      <w:r>
-        <w:t xml:space="preserve">해나: 표준 MAC 조항이요. 중대한 부정적 변화.</w:t>
-      </w:r>
-    </w:p>
-    <w:p>
-      <w:pPr>
-        <w:numPr>
-          <w:ilvl w:val="0"/>
-          <w:numId w:val="1002"/>
-        </w:numPr>
+    </w:p>
+    <w:p>
+      <w:pPr>
+        <w:pStyle w:val="BodyText"/>
       </w:pPr>
       <w:r>
         <w:t xml:space="preserve">DIANE: And there it is.</w:t>
       </w:r>
-      <w:r>
-        <w:t xml:space="preserve"> </w:t>
-      </w:r>
-      <w:r>
-        <w:t xml:space="preserve">다이앤: 바로 그거네요.</w:t>
-      </w:r>
-    </w:p>
-    <w:p>
-      <w:pPr>
-        <w:numPr>
-          <w:ilvl w:val="0"/>
-          <w:numId w:val="1002"/>
-        </w:numPr>
+    </w:p>
+    <w:p>
+      <w:pPr>
+        <w:pStyle w:val="BodyText"/>
       </w:pPr>
       <w:r>
         <w:t xml:space="preserve">NOAH: What’s a material adverse change?</w:t>
-      </w:r>
-      <w:r>
-        <w:t xml:space="preserve"> </w:t>
-      </w:r>
-      <w:r>
-        <w:t xml:space="preserve">노아: 중대한 부정적 변화가 뭐예요?</w:t>
       </w:r>
     </w:p>
     <w:bookmarkEnd w:id="22"/>
@@ -1060,545 +610,260 @@
     </w:p>
     <w:p>
       <w:pPr>
-        <w:numPr>
-          <w:ilvl w:val="0"/>
-          <w:numId w:val="1003"/>
-        </w:numPr>
+        <w:pStyle w:val="FirstParagraph"/>
       </w:pPr>
       <w:r>
         <w:t xml:space="preserve">HANNAH: If something seriously bad happens to the business, we can call the loan.</w:t>
       </w:r>
+    </w:p>
+    <w:p>
+      <w:pPr>
+        <w:pStyle w:val="BodyText"/>
+      </w:pPr>
+      <w:r>
+        <w:t xml:space="preserve">MARCUS: Something like what?</w:t>
+      </w:r>
+    </w:p>
+    <w:p>
+      <w:pPr>
+        <w:pStyle w:val="BodyText"/>
+      </w:pPr>
+      <w:r>
+        <w:t xml:space="preserve">HANNAH: It’s not defined exactly. That’s normal for a MAC clause.</w:t>
+      </w:r>
+    </w:p>
+    <w:p>
+      <w:pPr>
+        <w:pStyle w:val="BodyText"/>
+      </w:pPr>
+      <w:r>
+        <w:t xml:space="preserve">DIANE: That’s the problem. Not defined means the bank decides.</w:t>
+      </w:r>
+    </w:p>
+    <w:p>
+      <w:pPr>
+        <w:pStyle w:val="BodyText"/>
+      </w:pPr>
+      <w:r>
+        <w:t xml:space="preserve">NOAH: So if the FDA sends another deficiency letter…</w:t>
+      </w:r>
+    </w:p>
+    <w:p>
+      <w:pPr>
+        <w:pStyle w:val="BodyText"/>
+      </w:pPr>
+      <w:r>
+        <w:t xml:space="preserve">DIANE: The bank could call that a material adverse change and demand all eight million back. And since the clause isn’t defined, we’d have no way to argue that it isn’t one.</w:t>
+      </w:r>
+    </w:p>
+    <w:p>
+      <w:pPr>
+        <w:pStyle w:val="BodyText"/>
+      </w:pPr>
+      <w:r>
+        <w:t xml:space="preserve">MARCUS: In the worst moment. When we’re weakest.</w:t>
+      </w:r>
+    </w:p>
+    <w:p>
+      <w:pPr>
+        <w:pStyle w:val="BodyText"/>
+      </w:pPr>
+      <w:r>
+        <w:t xml:space="preserve">HANNAH: We rarely use it. It’s there for real disasters.</w:t>
+      </w:r>
+    </w:p>
+    <w:p>
+      <w:pPr>
+        <w:pStyle w:val="BodyText"/>
+      </w:pPr>
+      <w:r>
+        <w:t xml:space="preserve">DIANE:</w:t>
+      </w:r>
       <w:r>
         <w:t xml:space="preserve"> </w:t>
       </w:r>
       <w:r>
-        <w:t xml:space="preserve">해나: 사업에 심각하게 나쁜 일이 생기면 대출 상환을 요구할 수 있어요.</w:t>
-      </w:r>
-    </w:p>
-    <w:p>
-      <w:pPr>
-        <w:numPr>
-          <w:ilvl w:val="0"/>
-          <w:numId w:val="1003"/>
-        </w:numPr>
-      </w:pPr>
-      <w:r>
-        <w:t xml:space="preserve">MARCUS: Something like what?</w:t>
+        <w:t xml:space="preserve">“</w:t>
+      </w:r>
+      <w:r>
+        <w:t xml:space="preserve">Rarely</w:t>
+      </w:r>
+      <w:r>
+        <w:t xml:space="preserve">”</w:t>
       </w:r>
       <w:r>
         <w:t xml:space="preserve"> </w:t>
       </w:r>
       <w:r>
-        <w:t xml:space="preserve">마커스: 예를 들면 어떤 거요?</w:t>
-      </w:r>
-    </w:p>
-    <w:p>
-      <w:pPr>
-        <w:numPr>
-          <w:ilvl w:val="0"/>
-          <w:numId w:val="1003"/>
-        </w:numPr>
-      </w:pPr>
-      <w:r>
-        <w:t xml:space="preserve">HANNAH: It’s not defined exactly. That’s normal for a MAC clause.</w:t>
-      </w:r>
-      <w:r>
-        <w:t xml:space="preserve"> </w:t>
-      </w:r>
-      <w:r>
-        <w:t xml:space="preserve">해나: 정확히 정의돼 있진 않아요. MAC 조항은 원래 그래요.</w:t>
-      </w:r>
-    </w:p>
-    <w:p>
-      <w:pPr>
-        <w:numPr>
-          <w:ilvl w:val="0"/>
-          <w:numId w:val="1003"/>
-        </w:numPr>
-      </w:pPr>
-      <w:r>
-        <w:t xml:space="preserve">DIANE: That’s the problem. Not defined means the bank decides.</w:t>
-      </w:r>
-      <w:r>
-        <w:t xml:space="preserve"> </w:t>
-      </w:r>
-      <w:r>
-        <w:t xml:space="preserve">다이앤: 그게 문제예요. 정의가 없다는 건 은행이 결정한다는 뜻이죠.</w:t>
-      </w:r>
-    </w:p>
-    <w:p>
-      <w:pPr>
-        <w:numPr>
-          <w:ilvl w:val="0"/>
-          <w:numId w:val="1003"/>
-        </w:numPr>
-      </w:pPr>
-      <w:r>
-        <w:t xml:space="preserve">NOAH: So if the FDA sends another deficiency letter…</w:t>
-      </w:r>
-      <w:r>
-        <w:t xml:space="preserve"> </w:t>
-      </w:r>
-      <w:r>
-        <w:t xml:space="preserve">노아: 그럼 FDA가 보완 요청을 또 보내면…</w:t>
-      </w:r>
-    </w:p>
-    <w:p>
-      <w:pPr>
-        <w:numPr>
-          <w:ilvl w:val="0"/>
-          <w:numId w:val="1003"/>
-        </w:numPr>
-      </w:pPr>
-      <w:r>
-        <w:t xml:space="preserve">DIANE: The bank could call that a material adverse change and demand all eight million back. And since the clause isn’t defined, we’d have no way to argue that it isn’t one.</w:t>
-      </w:r>
-      <w:r>
-        <w:t xml:space="preserve"> </w:t>
-      </w:r>
-      <w:r>
-        <w:t xml:space="preserve">다이앤: 은행은 그걸 중대한 부정적 변화라고 부르고 800만 달러 전부를 돌려 달라고 할 수 있어요. 그리고 조항에 정의가 없으니, 그게 아니라고 반박할 방법도 없고요.</w:t>
-      </w:r>
-    </w:p>
-    <w:p>
-      <w:pPr>
-        <w:numPr>
-          <w:ilvl w:val="0"/>
-          <w:numId w:val="1003"/>
-        </w:numPr>
-      </w:pPr>
-      <w:r>
-        <w:t xml:space="preserve">MARCUS: In the worst moment. When we’re weakest.</w:t>
-      </w:r>
-      <w:r>
-        <w:t xml:space="preserve"> </w:t>
-      </w:r>
-      <w:r>
-        <w:t xml:space="preserve">마커스: 최악의 순간에. 우리가 가장 약할 때.</w:t>
-      </w:r>
-    </w:p>
-    <w:p>
-      <w:pPr>
-        <w:numPr>
-          <w:ilvl w:val="0"/>
-          <w:numId w:val="1003"/>
-        </w:numPr>
-      </w:pPr>
-      <w:r>
-        <w:t xml:space="preserve">HANNAH: We rarely use it. It’s there for real disasters.</w:t>
-      </w:r>
-      <w:r>
-        <w:t xml:space="preserve"> </w:t>
-      </w:r>
-      <w:r>
-        <w:t xml:space="preserve">해나: 거의 안 써요. 진짜 재앙에 대비한 거예요.</w:t>
-      </w:r>
-    </w:p>
-    <w:p>
-      <w:pPr>
-        <w:numPr>
-          <w:ilvl w:val="0"/>
-          <w:numId w:val="1003"/>
-        </w:numPr>
-      </w:pPr>
-      <w:r>
-        <w:t xml:space="preserve">DIANE:</w:t>
-      </w:r>
-      <w:r>
-        <w:t xml:space="preserve"> </w:t>
-      </w:r>
-      <w:r>
-        <w:t xml:space="preserve">“</w:t>
-      </w:r>
-      <w:r>
-        <w:t xml:space="preserve">Rarely</w:t>
-      </w:r>
-      <w:r>
-        <w:t xml:space="preserve">”</w:t>
-      </w:r>
-      <w:r>
-        <w:t xml:space="preserve"> </w:t>
-      </w:r>
-      <w:r>
         <w:t xml:space="preserve">isn’t in the contract. Only the words are in the contract.</w:t>
       </w:r>
-      <w:r>
-        <w:t xml:space="preserve"> </w:t>
-      </w:r>
-      <w:r>
-        <w:t xml:space="preserve">다이앤:</w:t>
-      </w:r>
-      <w:r>
-        <w:t xml:space="preserve"> </w:t>
-      </w:r>
-      <w:r>
-        <w:t xml:space="preserve">“</w:t>
-      </w:r>
-      <w:r>
-        <w:t xml:space="preserve">거의</w:t>
-      </w:r>
-      <w:r>
-        <w:t xml:space="preserve">”</w:t>
-      </w:r>
-      <w:r>
-        <w:t xml:space="preserve">는 계약서에 없어요. 계약서엔 문구만 있죠.</w:t>
-      </w:r>
-    </w:p>
-    <w:p>
-      <w:pPr>
-        <w:numPr>
-          <w:ilvl w:val="0"/>
-          <w:numId w:val="1003"/>
-        </w:numPr>
+    </w:p>
+    <w:p>
+      <w:pPr>
+        <w:pStyle w:val="BodyText"/>
       </w:pPr>
       <w:r>
         <w:t xml:space="preserve">NOAH: Hannah, I’ll be direct, because I think you’d prefer that. The MAC clause is a deal-breaker for us. We can’t build a company while someone can pull the floor away anytime.</w:t>
       </w:r>
-      <w:r>
-        <w:t xml:space="preserve"> </w:t>
-      </w:r>
-      <w:r>
-        <w:t xml:space="preserve">노아: 해나, 직설적으로 말할게요. 그쪽도 그걸 더 좋아하실 것 같아서요. MAC 조항은 우리한테 협상 결렬 조건이에요. 누군가 언제든 바닥을 빼 버릴 수 있는 상태에선 회사를 키울 수 없어요.</w:t>
-      </w:r>
-    </w:p>
-    <w:p>
-      <w:pPr>
-        <w:numPr>
-          <w:ilvl w:val="0"/>
-          <w:numId w:val="1003"/>
-        </w:numPr>
+    </w:p>
+    <w:p>
+      <w:pPr>
+        <w:pStyle w:val="BodyText"/>
       </w:pPr>
       <w:r>
         <w:t xml:space="preserve">HANNAH: A deal-breaker? Without it, I have no protection.</w:t>
       </w:r>
-      <w:r>
-        <w:t xml:space="preserve"> </w:t>
-      </w:r>
-      <w:r>
-        <w:t xml:space="preserve">해나: 결렬 조건이요? 그게 없으면 우리는 보호 장치가 없어요.</w:t>
-      </w:r>
-    </w:p>
-    <w:p>
-      <w:pPr>
-        <w:numPr>
-          <w:ilvl w:val="0"/>
-          <w:numId w:val="1003"/>
-        </w:numPr>
+    </w:p>
+    <w:p>
+      <w:pPr>
+        <w:pStyle w:val="BodyText"/>
       </w:pPr>
       <w:r>
         <w:t xml:space="preserve">NOAH: You have the minimum cash covenant. That’s real protection.</w:t>
       </w:r>
-      <w:r>
-        <w:t xml:space="preserve"> </w:t>
-      </w:r>
-      <w:r>
-        <w:t xml:space="preserve">노아: 최소 현금 약정이 있잖아요. 그게 진짜 보호 장치죠.</w:t>
-      </w:r>
-    </w:p>
-    <w:p>
-      <w:pPr>
-        <w:numPr>
-          <w:ilvl w:val="0"/>
-          <w:numId w:val="1003"/>
-        </w:numPr>
+    </w:p>
+    <w:p>
+      <w:pPr>
+        <w:pStyle w:val="BodyText"/>
       </w:pPr>
       <w:r>
         <w:t xml:space="preserve">HANNAH: Cash is one risk. FDA failure is another, and honestly, that’s your biggest risk. If the product isn’t approved, the cash covenant won’t save either of us. I need something for that.</w:t>
       </w:r>
-      <w:r>
-        <w:t xml:space="preserve"> </w:t>
-      </w:r>
-      <w:r>
-        <w:t xml:space="preserve">해나: 현금은 리스크 하나예요. FDA 실패는 또 다른 리스크고, 솔직히 그게 가장 큰 리스크죠. 제품이 승인 안 되면 현금 약정은 우리 둘 다 못 살려요. 그 부분에 대한 장치가 필요해요.</w:t>
-      </w:r>
-    </w:p>
-    <w:p>
-      <w:pPr>
-        <w:numPr>
-          <w:ilvl w:val="0"/>
-          <w:numId w:val="1003"/>
-        </w:numPr>
+    </w:p>
+    <w:p>
+      <w:pPr>
+        <w:pStyle w:val="BodyText"/>
       </w:pPr>
       <w:r>
         <w:t xml:space="preserve">MARCUS: Then let’s name that risk clearly. Instead of hiding it in a vague clause.</w:t>
       </w:r>
-      <w:r>
-        <w:t xml:space="preserve"> </w:t>
-      </w:r>
-      <w:r>
-        <w:t xml:space="preserve">마커스: 그럼 그 리스크를 분명하게 이름 붙이죠. 애매한 조항에 숨기는 대신.</w:t>
-      </w:r>
-    </w:p>
-    <w:p>
-      <w:pPr>
-        <w:numPr>
-          <w:ilvl w:val="0"/>
-          <w:numId w:val="1003"/>
-        </w:numPr>
+    </w:p>
+    <w:p>
+      <w:pPr>
+        <w:pStyle w:val="BodyText"/>
       </w:pPr>
       <w:r>
         <w:t xml:space="preserve">HANNAH: What do you mean?</w:t>
       </w:r>
-      <w:r>
-        <w:t xml:space="preserve"> </w:t>
-      </w:r>
-      <w:r>
-        <w:t xml:space="preserve">해나: 무슨 뜻이에요?</w:t>
-      </w:r>
-    </w:p>
-    <w:p>
-      <w:pPr>
-        <w:numPr>
-          <w:ilvl w:val="0"/>
-          <w:numId w:val="1003"/>
-        </w:numPr>
+    </w:p>
+    <w:p>
+      <w:pPr>
+        <w:pStyle w:val="BodyText"/>
       </w:pPr>
       <w:r>
         <w:t xml:space="preserve">DIANE: A performance covenant. Tied to a specific event. FDA approval by a specific date.</w:t>
       </w:r>
-      <w:r>
-        <w:t xml:space="preserve"> </w:t>
-      </w:r>
-      <w:r>
-        <w:t xml:space="preserve">다이앤: 성과 약정이요. 특정 사건에 묶인. 특정 날짜까지 FDA 승인.</w:t>
-      </w:r>
-    </w:p>
-    <w:p>
-      <w:pPr>
-        <w:numPr>
-          <w:ilvl w:val="0"/>
-          <w:numId w:val="1003"/>
-        </w:numPr>
+    </w:p>
+    <w:p>
+      <w:pPr>
+        <w:pStyle w:val="BodyText"/>
       </w:pPr>
       <w:r>
         <w:t xml:space="preserve">HANNAH: And if you miss the date?</w:t>
       </w:r>
-      <w:r>
-        <w:t xml:space="preserve"> </w:t>
-      </w:r>
-      <w:r>
-        <w:t xml:space="preserve">해나: 날짜를 놓치면요?</w:t>
-      </w:r>
-    </w:p>
-    <w:p>
-      <w:pPr>
-        <w:numPr>
-          <w:ilvl w:val="0"/>
-          <w:numId w:val="1003"/>
-        </w:numPr>
+    </w:p>
+    <w:p>
+      <w:pPr>
+        <w:pStyle w:val="BodyText"/>
       </w:pPr>
       <w:r>
         <w:t xml:space="preserve">NOAH: Not an immediate default. If we miss the date, the interest rate goes up. You get paid more for the extra risk, and we don’t lose the company. That’s your protection.</w:t>
       </w:r>
-      <w:r>
-        <w:t xml:space="preserve"> </w:t>
-      </w:r>
-      <w:r>
-        <w:t xml:space="preserve">노아: 즉시 채무 불이행은 아니고요. 날짜를 놓치면 금리가 올라가요. 그쪽은 늘어난 리스크만큼 더 받고, 우리는 회사를 잃지 않죠. 그게 당신들 보호 장치예요.</w:t>
-      </w:r>
-    </w:p>
-    <w:p>
-      <w:pPr>
-        <w:numPr>
-          <w:ilvl w:val="0"/>
-          <w:numId w:val="1003"/>
-        </w:numPr>
+    </w:p>
+    <w:p>
+      <w:pPr>
+        <w:pStyle w:val="BodyText"/>
       </w:pPr>
       <w:r>
         <w:t xml:space="preserve">HANNAH: How much higher?</w:t>
       </w:r>
-      <w:r>
-        <w:t xml:space="preserve"> </w:t>
-      </w:r>
-      <w:r>
-        <w:t xml:space="preserve">해나: 얼마나 올라가요?</w:t>
-      </w:r>
-    </w:p>
-    <w:p>
-      <w:pPr>
-        <w:numPr>
-          <w:ilvl w:val="0"/>
-          <w:numId w:val="1003"/>
-        </w:numPr>
+    </w:p>
+    <w:p>
+      <w:pPr>
+        <w:pStyle w:val="BodyText"/>
       </w:pPr>
       <w:r>
         <w:t xml:space="preserve">DIANE: Two percentage points. Until approval.</w:t>
       </w:r>
-      <w:r>
-        <w:t xml:space="preserve"> </w:t>
-      </w:r>
-      <w:r>
-        <w:t xml:space="preserve">다이앤: 2퍼센트포인트. 승인될 때까지.</w:t>
-      </w:r>
-    </w:p>
-    <w:p>
-      <w:pPr>
-        <w:numPr>
-          <w:ilvl w:val="0"/>
-          <w:numId w:val="1003"/>
-        </w:numPr>
+    </w:p>
+    <w:p>
+      <w:pPr>
+        <w:pStyle w:val="BodyText"/>
       </w:pPr>
       <w:r>
         <w:t xml:space="preserve">HANNAH: And the date?</w:t>
       </w:r>
-      <w:r>
-        <w:t xml:space="preserve"> </w:t>
-      </w:r>
-      <w:r>
-        <w:t xml:space="preserve">해나: 그리고 날짜는요?</w:t>
-      </w:r>
-    </w:p>
-    <w:p>
-      <w:pPr>
-        <w:numPr>
-          <w:ilvl w:val="0"/>
-          <w:numId w:val="1003"/>
-        </w:numPr>
+    </w:p>
+    <w:p>
+      <w:pPr>
+        <w:pStyle w:val="BodyText"/>
       </w:pPr>
       <w:r>
         <w:t xml:space="preserve">NOAH: We expect November. Let’s say March thirty-first next year. A margin.</w:t>
       </w:r>
-      <w:r>
-        <w:t xml:space="preserve"> </w:t>
-      </w:r>
-      <w:r>
-        <w:t xml:space="preserve">노아: 11월을 예상해요. 내년 3월 31일로 하죠. 여유를 두고요.</w:t>
-      </w:r>
-    </w:p>
-    <w:p>
-      <w:pPr>
-        <w:numPr>
-          <w:ilvl w:val="0"/>
-          <w:numId w:val="1003"/>
-        </w:numPr>
+    </w:p>
+    <w:p>
+      <w:pPr>
+        <w:pStyle w:val="BodyText"/>
       </w:pPr>
       <w:r>
         <w:t xml:space="preserve">MARCUS: Four months of margin. Tests always run late.</w:t>
       </w:r>
-      <w:r>
-        <w:t xml:space="preserve"> </w:t>
-      </w:r>
-      <w:r>
-        <w:t xml:space="preserve">마커스: 넉 달의 여유. 시험은 늘 늦어지니까.</w:t>
-      </w:r>
-    </w:p>
-    <w:p>
-      <w:pPr>
-        <w:numPr>
-          <w:ilvl w:val="0"/>
-          <w:numId w:val="1003"/>
-        </w:numPr>
+    </w:p>
+    <w:p>
+      <w:pPr>
+        <w:pStyle w:val="BodyText"/>
       </w:pPr>
       <w:r>
         <w:t xml:space="preserve">HANNAH: So no MAC clause. A clear date. And a penalty, not a trap.</w:t>
       </w:r>
-      <w:r>
-        <w:t xml:space="preserve"> </w:t>
-      </w:r>
-      <w:r>
-        <w:t xml:space="preserve">해나: 그러니까 MAC 조항은 없고. 명확한 날짜. 그리고 함정이 아닌 벌칙.</w:t>
-      </w:r>
-    </w:p>
-    <w:p>
-      <w:pPr>
-        <w:numPr>
-          <w:ilvl w:val="0"/>
-          <w:numId w:val="1003"/>
-        </w:numPr>
+    </w:p>
+    <w:p>
+      <w:pPr>
+        <w:pStyle w:val="BodyText"/>
       </w:pPr>
       <w:r>
         <w:t xml:space="preserve">DIANE: Exactly. Both sides know the rules in advance. No surprises.</w:t>
       </w:r>
-      <w:r>
-        <w:t xml:space="preserve"> </w:t>
-      </w:r>
-      <w:r>
-        <w:t xml:space="preserve">다이앤: 정확해요. 양쪽 다 규칙을 미리 알아요. 놀랄 일 없이.</w:t>
-      </w:r>
-    </w:p>
-    <w:p>
-      <w:pPr>
-        <w:numPr>
-          <w:ilvl w:val="0"/>
-          <w:numId w:val="1003"/>
-        </w:numPr>
+    </w:p>
+    <w:p>
+      <w:pPr>
+        <w:pStyle w:val="BodyText"/>
       </w:pPr>
       <w:r>
         <w:t xml:space="preserve">HANNAH: I’d need something in return. My credit committee will ask.</w:t>
       </w:r>
-      <w:r>
-        <w:t xml:space="preserve"> </w:t>
-      </w:r>
-      <w:r>
-        <w:t xml:space="preserve">해나: 대신 받을 게 있어야 해요. 신용 위원회가 물어볼 테니까요.</w:t>
-      </w:r>
-    </w:p>
-    <w:p>
-      <w:pPr>
-        <w:numPr>
-          <w:ilvl w:val="0"/>
-          <w:numId w:val="1003"/>
-        </w:numPr>
+    </w:p>
+    <w:p>
+      <w:pPr>
+        <w:pStyle w:val="BodyText"/>
       </w:pPr>
       <w:r>
         <w:t xml:space="preserve">NOAH: What would make this work for you?</w:t>
       </w:r>
-      <w:r>
-        <w:t xml:space="preserve"> </w:t>
-      </w:r>
-      <w:r>
-        <w:t xml:space="preserve">노아: 어떻게 하면 받아들이실 수 있을까요?</w:t>
-      </w:r>
-    </w:p>
-    <w:p>
-      <w:pPr>
-        <w:numPr>
-          <w:ilvl w:val="0"/>
-          <w:numId w:val="1003"/>
-        </w:numPr>
+    </w:p>
+    <w:p>
+      <w:pPr>
+        <w:pStyle w:val="BodyText"/>
       </w:pPr>
       <w:r>
         <w:t xml:space="preserve">HANNAH: Keep the warrants at two percent. And the minimum cash at three million.</w:t>
       </w:r>
-      <w:r>
-        <w:t xml:space="preserve"> </w:t>
-      </w:r>
-      <w:r>
-        <w:t xml:space="preserve">해나: 워런트는 2퍼센트 유지. 최소 현금은 300만 유지.</w:t>
-      </w:r>
-    </w:p>
-    <w:p>
-      <w:pPr>
-        <w:numPr>
-          <w:ilvl w:val="0"/>
-          <w:numId w:val="1003"/>
-        </w:numPr>
+    </w:p>
+    <w:p>
+      <w:pPr>
+        <w:pStyle w:val="BodyText"/>
       </w:pPr>
       <w:r>
         <w:t xml:space="preserve">DIANE: Three million cash, yes. Warrants at one percent.</w:t>
       </w:r>
-      <w:r>
-        <w:t xml:space="preserve"> </w:t>
-      </w:r>
-      <w:r>
-        <w:t xml:space="preserve">다이앤: 현금 300만은 좋아요. 워런트는 1퍼센트.</w:t>
-      </w:r>
-    </w:p>
-    <w:p>
-      <w:pPr>
-        <w:numPr>
-          <w:ilvl w:val="0"/>
-          <w:numId w:val="1003"/>
-        </w:numPr>
+    </w:p>
+    <w:p>
+      <w:pPr>
+        <w:pStyle w:val="BodyText"/>
       </w:pPr>
       <w:r>
         <w:t xml:space="preserve">HANNAH: One and a half.</w:t>
-      </w:r>
-      <w:r>
-        <w:t xml:space="preserve"> </w:t>
-      </w:r>
-      <w:r>
-        <w:t xml:space="preserve">해나: 1.5퍼센트.</w:t>
       </w:r>
     </w:p>
     <w:bookmarkEnd w:id="23"/>
@@ -1613,427 +878,202 @@
     </w:p>
     <w:p>
       <w:pPr>
-        <w:numPr>
-          <w:ilvl w:val="0"/>
-          <w:numId w:val="1004"/>
-        </w:numPr>
+        <w:pStyle w:val="FirstParagraph"/>
       </w:pPr>
       <w:r>
         <w:t xml:space="preserve">DIANE: One and a quarter. And the interest-only period goes to fifteen months.</w:t>
       </w:r>
-      <w:r>
-        <w:t xml:space="preserve"> </w:t>
-      </w:r>
-      <w:r>
-        <w:t xml:space="preserve">다이앤: 1.25퍼센트. 그리고 이자만 내는 기간은 15개월로.</w:t>
-      </w:r>
-    </w:p>
-    <w:p>
-      <w:pPr>
-        <w:numPr>
-          <w:ilvl w:val="0"/>
-          <w:numId w:val="1004"/>
-        </w:numPr>
+    </w:p>
+    <w:p>
+      <w:pPr>
+        <w:pStyle w:val="BodyText"/>
       </w:pPr>
       <w:r>
         <w:t xml:space="preserve">HANNAH: Fifteen? You’re pushing hard, Diane.</w:t>
       </w:r>
-      <w:r>
-        <w:t xml:space="preserve"> </w:t>
-      </w:r>
-      <w:r>
-        <w:t xml:space="preserve">해나: 15개월이요? 세게 미시네요, 다이앤.</w:t>
-      </w:r>
-    </w:p>
-    <w:p>
-      <w:pPr>
-        <w:numPr>
-          <w:ilvl w:val="0"/>
-          <w:numId w:val="1004"/>
-        </w:numPr>
+    </w:p>
+    <w:p>
+      <w:pPr>
+        <w:pStyle w:val="BodyText"/>
       </w:pPr>
       <w:r>
         <w:t xml:space="preserve">DIANE: Because month thirteen is roughly when their first real sales start, and those sales will be small. Fifteen months gives them air to grow before the big payments begin.</w:t>
       </w:r>
-      <w:r>
-        <w:t xml:space="preserve"> </w:t>
-      </w:r>
-      <w:r>
-        <w:t xml:space="preserve">다이앤: 13개월째가 대략 이 회사의 첫 실매출이 시작되는 때고, 그 매출은 작을 테니까요. 15개월이면 큰 상환이 시작되기 전에 성장할 숨 쉴 틈이 생겨요.</w:t>
-      </w:r>
-    </w:p>
-    <w:p>
-      <w:pPr>
-        <w:numPr>
-          <w:ilvl w:val="0"/>
-          <w:numId w:val="1004"/>
-        </w:numPr>
+    </w:p>
+    <w:p>
+      <w:pPr>
+        <w:pStyle w:val="BodyText"/>
       </w:pPr>
       <w:r>
         <w:t xml:space="preserve">MARCUS: Air we need. Not air we want.</w:t>
       </w:r>
-      <w:r>
-        <w:t xml:space="preserve"> </w:t>
-      </w:r>
-      <w:r>
-        <w:t xml:space="preserve">마커스: 원하는 숨이 아니라 필요한 숨이에요.</w:t>
-      </w:r>
-    </w:p>
-    <w:p>
-      <w:pPr>
-        <w:numPr>
-          <w:ilvl w:val="0"/>
-          <w:numId w:val="1004"/>
-        </w:numPr>
+    </w:p>
+    <w:p>
+      <w:pPr>
+        <w:pStyle w:val="BodyText"/>
       </w:pPr>
       <w:r>
         <w:t xml:space="preserve">HANNAH: Let me call my committee. Give me an hour.</w:t>
       </w:r>
-      <w:r>
-        <w:t xml:space="preserve"> </w:t>
-      </w:r>
-      <w:r>
-        <w:t xml:space="preserve">해나: 위원회에 전화해 볼게요. 한 시간만 주세요.</w:t>
-      </w:r>
-    </w:p>
-    <w:p>
-      <w:pPr>
-        <w:numPr>
-          <w:ilvl w:val="0"/>
-          <w:numId w:val="1004"/>
-        </w:numPr>
+    </w:p>
+    <w:p>
+      <w:pPr>
+        <w:pStyle w:val="BodyText"/>
       </w:pPr>
       <w:r>
         <w:t xml:space="preserve">NOAH: Diane, did we push too far?</w:t>
       </w:r>
-      <w:r>
-        <w:t xml:space="preserve"> </w:t>
-      </w:r>
-      <w:r>
-        <w:t xml:space="preserve">노아: 다이앤, 우리가 너무 밀어붙였나요?</w:t>
-      </w:r>
-    </w:p>
-    <w:p>
-      <w:pPr>
-        <w:numPr>
-          <w:ilvl w:val="0"/>
-          <w:numId w:val="1004"/>
-        </w:numPr>
+    </w:p>
+    <w:p>
+      <w:pPr>
+        <w:pStyle w:val="BodyText"/>
       </w:pPr>
       <w:r>
         <w:t xml:space="preserve">DIANE: No. Every term we asked for has a reason. Banks respect reasons.</w:t>
       </w:r>
-      <w:r>
-        <w:t xml:space="preserve"> </w:t>
-      </w:r>
-      <w:r>
-        <w:t xml:space="preserve">다이앤: 아니요. 우리가 요청한 조건엔 다 이유가 있어요. 은행은 이유를 존중해요.</w:t>
-      </w:r>
-    </w:p>
-    <w:p>
-      <w:pPr>
-        <w:numPr>
-          <w:ilvl w:val="0"/>
-          <w:numId w:val="1004"/>
-        </w:numPr>
+    </w:p>
+    <w:p>
+      <w:pPr>
+        <w:pStyle w:val="BodyText"/>
       </w:pPr>
       <w:r>
         <w:t xml:space="preserve">MARCUS: And if she says no?</w:t>
       </w:r>
-      <w:r>
-        <w:t xml:space="preserve"> </w:t>
-      </w:r>
-      <w:r>
-        <w:t xml:space="preserve">마커스: 그리고 해나가 거절하면?</w:t>
-      </w:r>
-    </w:p>
-    <w:p>
-      <w:pPr>
-        <w:numPr>
-          <w:ilvl w:val="0"/>
-          <w:numId w:val="1004"/>
-        </w:numPr>
+    </w:p>
+    <w:p>
+      <w:pPr>
+        <w:pStyle w:val="BodyText"/>
       </w:pPr>
       <w:r>
         <w:t xml:space="preserve">DIANE: Then we accept the warrants at one and a half. But never the MAC clause.</w:t>
       </w:r>
-      <w:r>
-        <w:t xml:space="preserve"> </w:t>
-      </w:r>
-      <w:r>
-        <w:t xml:space="preserve">다이앤: 그럼 워런트 1.5퍼센트는 받아들여요. 하지만 MAC 조항은 절대 안 돼요.</w:t>
-      </w:r>
-    </w:p>
-    <w:p>
-      <w:pPr>
-        <w:numPr>
-          <w:ilvl w:val="0"/>
-          <w:numId w:val="1004"/>
-        </w:numPr>
+    </w:p>
+    <w:p>
+      <w:pPr>
+        <w:pStyle w:val="BodyText"/>
       </w:pPr>
       <w:r>
         <w:t xml:space="preserve">NOAH: Know your walk-away point. You taught me that.</w:t>
       </w:r>
-      <w:r>
-        <w:t xml:space="preserve"> </w:t>
-      </w:r>
-      <w:r>
-        <w:t xml:space="preserve">노아: 결렬 지점을 알아 둬라. 다이앤이 가르쳐 줬죠.</w:t>
-      </w:r>
-    </w:p>
-    <w:p>
-      <w:pPr>
-        <w:numPr>
-          <w:ilvl w:val="0"/>
-          <w:numId w:val="1004"/>
-        </w:numPr>
+    </w:p>
+    <w:p>
+      <w:pPr>
+        <w:pStyle w:val="BodyText"/>
       </w:pPr>
       <w:r>
         <w:t xml:space="preserve">PRIYA: Noah, quick update. The photo re-read. Week three of eight.</w:t>
       </w:r>
-      <w:r>
-        <w:t xml:space="preserve"> </w:t>
-      </w:r>
-      <w:r>
-        <w:t xml:space="preserve">프리야: 노아, 짧은 업데이트. 사진 재판독. 8주 중 3주 차야.</w:t>
-      </w:r>
-    </w:p>
-    <w:p>
-      <w:pPr>
-        <w:numPr>
-          <w:ilvl w:val="0"/>
-          <w:numId w:val="1004"/>
-        </w:numPr>
+    </w:p>
+    <w:p>
+      <w:pPr>
+        <w:pStyle w:val="BodyText"/>
       </w:pPr>
       <w:r>
         <w:t xml:space="preserve">NOAH: Any early numbers?</w:t>
       </w:r>
-      <w:r>
-        <w:t xml:space="preserve"> </w:t>
-      </w:r>
-      <w:r>
-        <w:t xml:space="preserve">노아: 초기 숫자 있어?</w:t>
-      </w:r>
-    </w:p>
-    <w:p>
-      <w:pPr>
-        <w:numPr>
-          <w:ilvl w:val="0"/>
-          <w:numId w:val="1004"/>
-        </w:numPr>
+    </w:p>
+    <w:p>
+      <w:pPr>
+        <w:pStyle w:val="BodyText"/>
       </w:pPr>
       <w:r>
         <w:t xml:space="preserve">PRIYA: No. And we shouldn’t look. Grace won’t let anyone near it.</w:t>
       </w:r>
-      <w:r>
-        <w:t xml:space="preserve"> </w:t>
-      </w:r>
-      <w:r>
-        <w:t xml:space="preserve">프리야: 없어. 그리고 보면 안 돼. 그레이스가 아무도 근처에 못 오게 해.</w:t>
-      </w:r>
-    </w:p>
-    <w:p>
-      <w:pPr>
-        <w:numPr>
-          <w:ilvl w:val="0"/>
-          <w:numId w:val="1004"/>
-        </w:numPr>
+    </w:p>
+    <w:p>
+      <w:pPr>
+        <w:pStyle w:val="BodyText"/>
       </w:pPr>
       <w:r>
         <w:t xml:space="preserve">NOAH: Good. Grace is right.</w:t>
       </w:r>
-      <w:r>
-        <w:t xml:space="preserve"> </w:t>
-      </w:r>
-      <w:r>
-        <w:t xml:space="preserve">노아: 좋아. 그레이스 말이 맞아.</w:t>
-      </w:r>
-    </w:p>
-    <w:p>
-      <w:pPr>
-        <w:numPr>
-          <w:ilvl w:val="0"/>
-          <w:numId w:val="1004"/>
-        </w:numPr>
+    </w:p>
+    <w:p>
+      <w:pPr>
+        <w:pStyle w:val="BodyText"/>
       </w:pPr>
       <w:r>
         <w:t xml:space="preserve">HANNAH: Okay. I spoke to my committee.</w:t>
       </w:r>
-      <w:r>
-        <w:t xml:space="preserve"> </w:t>
-      </w:r>
-      <w:r>
-        <w:t xml:space="preserve">해나: 좋아요. 위원회와 얘기했어요.</w:t>
-      </w:r>
-    </w:p>
-    <w:p>
-      <w:pPr>
-        <w:numPr>
-          <w:ilvl w:val="0"/>
-          <w:numId w:val="1004"/>
-        </w:numPr>
+    </w:p>
+    <w:p>
+      <w:pPr>
+        <w:pStyle w:val="BodyText"/>
       </w:pPr>
       <w:r>
         <w:t xml:space="preserve">NOAH: And?</w:t>
       </w:r>
-      <w:r>
-        <w:t xml:space="preserve"> </w:t>
-      </w:r>
-      <w:r>
-        <w:t xml:space="preserve">노아: 그래서요?</w:t>
-      </w:r>
-    </w:p>
-    <w:p>
-      <w:pPr>
-        <w:numPr>
-          <w:ilvl w:val="0"/>
-          <w:numId w:val="1004"/>
-        </w:numPr>
+    </w:p>
+    <w:p>
+      <w:pPr>
+        <w:pStyle w:val="BodyText"/>
       </w:pPr>
       <w:r>
         <w:t xml:space="preserve">HANNAH: No MAC clause. Performance covenant, March thirty-first. Plus two points if missed.</w:t>
       </w:r>
-      <w:r>
-        <w:t xml:space="preserve"> </w:t>
-      </w:r>
-      <w:r>
-        <w:t xml:space="preserve">해나: MAC 조항 없음. 성과 약정, 3월 31일. 놓치면 2퍼센트포인트 인상.</w:t>
-      </w:r>
-    </w:p>
-    <w:p>
-      <w:pPr>
-        <w:numPr>
-          <w:ilvl w:val="0"/>
-          <w:numId w:val="1004"/>
-        </w:numPr>
+    </w:p>
+    <w:p>
+      <w:pPr>
+        <w:pStyle w:val="BodyText"/>
       </w:pPr>
       <w:r>
         <w:t xml:space="preserve">DIANE: Minimum cash, three million. Interest-only, fifteen months. Warrants, one and a quarter.</w:t>
       </w:r>
-      <w:r>
-        <w:t xml:space="preserve"> </w:t>
-      </w:r>
-      <w:r>
-        <w:t xml:space="preserve">다이앤: 최소 현금 300만. 이자만 내는 기간 15개월. 워런트 1.25퍼센트.</w:t>
-      </w:r>
-    </w:p>
-    <w:p>
-      <w:pPr>
-        <w:numPr>
-          <w:ilvl w:val="0"/>
-          <w:numId w:val="1004"/>
-        </w:numPr>
+    </w:p>
+    <w:p>
+      <w:pPr>
+        <w:pStyle w:val="BodyText"/>
       </w:pPr>
       <w:r>
         <w:t xml:space="preserve">NOAH: Agreed. Subject to board approval.</w:t>
       </w:r>
-      <w:r>
-        <w:t xml:space="preserve"> </w:t>
-      </w:r>
-      <w:r>
-        <w:t xml:space="preserve">노아: 동의해요. 이사회 승인을 조건으로.</w:t>
-      </w:r>
-    </w:p>
-    <w:p>
-      <w:pPr>
-        <w:numPr>
-          <w:ilvl w:val="0"/>
-          <w:numId w:val="1004"/>
-        </w:numPr>
+    </w:p>
+    <w:p>
+      <w:pPr>
+        <w:pStyle w:val="BodyText"/>
       </w:pPr>
       <w:r>
         <w:t xml:space="preserve">HANNAH: Can I say something? Off the record?</w:t>
       </w:r>
-      <w:r>
-        <w:t xml:space="preserve"> </w:t>
-      </w:r>
-      <w:r>
-        <w:t xml:space="preserve">해나: 하나 말해도 될까요? 비공식적으로?</w:t>
-      </w:r>
-    </w:p>
-    <w:p>
-      <w:pPr>
-        <w:numPr>
-          <w:ilvl w:val="0"/>
-          <w:numId w:val="1004"/>
-        </w:numPr>
+    </w:p>
+    <w:p>
+      <w:pPr>
+        <w:pStyle w:val="BodyText"/>
       </w:pPr>
       <w:r>
         <w:t xml:space="preserve">NOAH: Of course.</w:t>
       </w:r>
-      <w:r>
-        <w:t xml:space="preserve"> </w:t>
-      </w:r>
-      <w:r>
-        <w:t xml:space="preserve">노아: 물론이죠.</w:t>
-      </w:r>
-    </w:p>
-    <w:p>
-      <w:pPr>
-        <w:numPr>
-          <w:ilvl w:val="0"/>
-          <w:numId w:val="1004"/>
-        </w:numPr>
+    </w:p>
+    <w:p>
+      <w:pPr>
+        <w:pStyle w:val="BodyText"/>
       </w:pPr>
       <w:r>
         <w:t xml:space="preserve">HANNAH: Most founders sign whatever we give them, because they’re desperate. They need the money too badly to argue, so they don’t read the covenants carefully. You did the opposite.</w:t>
       </w:r>
-      <w:r>
-        <w:t xml:space="preserve"> </w:t>
-      </w:r>
-      <w:r>
-        <w:t xml:space="preserve">해나: 대부분의 창업자는 우리가 주는 대로 서명해요. 절박하니까요. 돈이 너무 급해서 따질 여유가 없으니 약정 조건을 꼼꼼히 안 읽어요. 여러분은 정반대로 했고요.</w:t>
-      </w:r>
-    </w:p>
-    <w:p>
-      <w:pPr>
-        <w:numPr>
-          <w:ilvl w:val="0"/>
-          <w:numId w:val="1004"/>
-        </w:numPr>
+    </w:p>
+    <w:p>
+      <w:pPr>
+        <w:pStyle w:val="BodyText"/>
       </w:pPr>
       <w:r>
         <w:t xml:space="preserve">DIANE: Desperate founders sign trap doors. I’ve seen it many times.</w:t>
       </w:r>
-      <w:r>
-        <w:t xml:space="preserve"> </w:t>
-      </w:r>
-      <w:r>
-        <w:t xml:space="preserve">다이앤: 절박한 창업자는 함정문에 서명하죠. 여러 번 봤어요.</w:t>
-      </w:r>
-    </w:p>
-    <w:p>
-      <w:pPr>
-        <w:numPr>
-          <w:ilvl w:val="0"/>
-          <w:numId w:val="1004"/>
-        </w:numPr>
+    </w:p>
+    <w:p>
+      <w:pPr>
+        <w:pStyle w:val="BodyText"/>
       </w:pPr>
       <w:r>
         <w:t xml:space="preserve">MARCUS: And the ones who negotiate?</w:t>
       </w:r>
-      <w:r>
-        <w:t xml:space="preserve"> </w:t>
-      </w:r>
-      <w:r>
-        <w:t xml:space="preserve">마커스: 그럼 협상하는 사람들은요?</w:t>
-      </w:r>
-    </w:p>
-    <w:p>
-      <w:pPr>
-        <w:numPr>
-          <w:ilvl w:val="0"/>
-          <w:numId w:val="1004"/>
-        </w:numPr>
+    </w:p>
+    <w:p>
+      <w:pPr>
+        <w:pStyle w:val="BodyText"/>
       </w:pPr>
       <w:r>
         <w:t xml:space="preserve">HANNAH: They usually survive. They read the contract and know where the trap doors are.</w:t>
-      </w:r>
-      <w:r>
-        <w:t xml:space="preserve"> </w:t>
-      </w:r>
-      <w:r>
-        <w:t xml:space="preserve">해나: 대개 살아남아요. 계약서를 읽고, 함정문이 어디 있는지 알거든요.</w:t>
       </w:r>
     </w:p>
     <w:bookmarkEnd w:id="24"/>
@@ -2048,257 +1088,122 @@
     </w:p>
     <w:p>
       <w:pPr>
-        <w:numPr>
-          <w:ilvl w:val="0"/>
-          <w:numId w:val="1005"/>
-        </w:numPr>
+        <w:pStyle w:val="FirstParagraph"/>
       </w:pPr>
       <w:r>
         <w:t xml:space="preserve">RICHARD: So. Eight million in debt. Walk us through the terms.</w:t>
       </w:r>
-      <w:r>
-        <w:t xml:space="preserve"> </w:t>
-      </w:r>
-      <w:r>
-        <w:t xml:space="preserve">리처드: 그래서. 부채 800만. 조건을 설명해 줘요.</w:t>
-      </w:r>
-    </w:p>
-    <w:p>
-      <w:pPr>
-        <w:numPr>
-          <w:ilvl w:val="0"/>
-          <w:numId w:val="1005"/>
-        </w:numPr>
+    </w:p>
+    <w:p>
+      <w:pPr>
+        <w:pStyle w:val="BodyText"/>
       </w:pPr>
       <w:r>
         <w:t xml:space="preserve">NOAH: Eleven percent interest, which is high, but we have no revenue yet. Fifteen months interest-only, so the big payments start after launch. And the warrants are at one and a quarter percent.</w:t>
       </w:r>
-      <w:r>
-        <w:t xml:space="preserve"> </w:t>
-      </w:r>
-      <w:r>
-        <w:t xml:space="preserve">노아: 금리 11퍼센트. 높지만 아직 매출이 없으니까요. 15개월은 이자만 내서, 큰 상환은 출시 후에 시작돼요. 그리고 워런트는 1.25퍼센트예요.</w:t>
-      </w:r>
-    </w:p>
-    <w:p>
-      <w:pPr>
-        <w:numPr>
-          <w:ilvl w:val="0"/>
-          <w:numId w:val="1005"/>
-        </w:numPr>
+    </w:p>
+    <w:p>
+      <w:pPr>
+        <w:pStyle w:val="BodyText"/>
       </w:pPr>
       <w:r>
         <w:t xml:space="preserve">VICTORIA: And the MAC clause?</w:t>
       </w:r>
-      <w:r>
-        <w:t xml:space="preserve"> </w:t>
-      </w:r>
-      <w:r>
-        <w:t xml:space="preserve">빅토리아: 그리고 MAC 조항은요?</w:t>
-      </w:r>
-    </w:p>
-    <w:p>
-      <w:pPr>
-        <w:numPr>
-          <w:ilvl w:val="0"/>
-          <w:numId w:val="1005"/>
-        </w:numPr>
+    </w:p>
+    <w:p>
+      <w:pPr>
+        <w:pStyle w:val="BodyText"/>
       </w:pPr>
       <w:r>
         <w:t xml:space="preserve">DIANE: Removed. Replaced with an approval deadline. March thirty-first. A penalty, not a default.</w:t>
       </w:r>
-      <w:r>
-        <w:t xml:space="preserve"> </w:t>
-      </w:r>
-      <w:r>
-        <w:t xml:space="preserve">다이앤: 삭제했어요. 승인 기한으로 대체했고요. 3월 31일. 채무 불이행이 아니라 벌칙.</w:t>
-      </w:r>
-    </w:p>
-    <w:p>
-      <w:pPr>
-        <w:numPr>
-          <w:ilvl w:val="0"/>
-          <w:numId w:val="1005"/>
-        </w:numPr>
+    </w:p>
+    <w:p>
+      <w:pPr>
+        <w:pStyle w:val="BodyText"/>
       </w:pPr>
       <w:r>
         <w:t xml:space="preserve">VICTORIA: Removed? Hannah never removes the MAC clause.</w:t>
       </w:r>
-      <w:r>
-        <w:t xml:space="preserve"> </w:t>
-      </w:r>
-      <w:r>
-        <w:t xml:space="preserve">빅토리아: 삭제했다고요? 해나는 MAC 조항을 절대 안 빼는데.</w:t>
-      </w:r>
-    </w:p>
-    <w:p>
-      <w:pPr>
-        <w:numPr>
-          <w:ilvl w:val="0"/>
-          <w:numId w:val="1005"/>
-        </w:numPr>
+    </w:p>
+    <w:p>
+      <w:pPr>
+        <w:pStyle w:val="BodyText"/>
       </w:pPr>
       <w:r>
         <w:t xml:space="preserve">NOAH: She said companies that negotiate usually survive.</w:t>
       </w:r>
-      <w:r>
-        <w:t xml:space="preserve"> </w:t>
-      </w:r>
-      <w:r>
-        <w:t xml:space="preserve">노아: 협상하는 회사들이 보통 살아남는다고 하더라고요.</w:t>
-      </w:r>
-    </w:p>
-    <w:p>
-      <w:pPr>
-        <w:numPr>
-          <w:ilvl w:val="0"/>
-          <w:numId w:val="1005"/>
-        </w:numPr>
+    </w:p>
+    <w:p>
+      <w:pPr>
+        <w:pStyle w:val="BodyText"/>
       </w:pPr>
       <w:r>
         <w:t xml:space="preserve">RICHARD: She’s right. I vote yes.</w:t>
       </w:r>
-      <w:r>
-        <w:t xml:space="preserve"> </w:t>
-      </w:r>
-      <w:r>
-        <w:t xml:space="preserve">리처드: 그 말이 맞아요. 찬성.</w:t>
-      </w:r>
-    </w:p>
-    <w:p>
-      <w:pPr>
-        <w:numPr>
-          <w:ilvl w:val="0"/>
-          <w:numId w:val="1005"/>
-        </w:numPr>
+    </w:p>
+    <w:p>
+      <w:pPr>
+        <w:pStyle w:val="BodyText"/>
       </w:pPr>
       <w:r>
         <w:t xml:space="preserve">VICTORIA: Yes.</w:t>
       </w:r>
-      <w:r>
-        <w:t xml:space="preserve"> </w:t>
-      </w:r>
-      <w:r>
-        <w:t xml:space="preserve">빅토리아: 찬성.</w:t>
-      </w:r>
-    </w:p>
-    <w:p>
-      <w:pPr>
-        <w:numPr>
-          <w:ilvl w:val="0"/>
-          <w:numId w:val="1005"/>
-        </w:numPr>
+    </w:p>
+    <w:p>
+      <w:pPr>
+        <w:pStyle w:val="BodyText"/>
       </w:pPr>
       <w:r>
         <w:t xml:space="preserve">ELAINE: Yes. With one comment.</w:t>
       </w:r>
-      <w:r>
-        <w:t xml:space="preserve"> </w:t>
-      </w:r>
-      <w:r>
-        <w:t xml:space="preserve">일레인: 찬성. 의견 하나와 함께.</w:t>
-      </w:r>
-    </w:p>
-    <w:p>
-      <w:pPr>
-        <w:numPr>
-          <w:ilvl w:val="0"/>
-          <w:numId w:val="1005"/>
-        </w:numPr>
+    </w:p>
+    <w:p>
+      <w:pPr>
+        <w:pStyle w:val="BodyText"/>
       </w:pPr>
       <w:r>
         <w:t xml:space="preserve">NOAH: Please.</w:t>
       </w:r>
-      <w:r>
-        <w:t xml:space="preserve"> </w:t>
-      </w:r>
-      <w:r>
-        <w:t xml:space="preserve">노아: 말씀하세요.</w:t>
-      </w:r>
-    </w:p>
-    <w:p>
-      <w:pPr>
-        <w:numPr>
-          <w:ilvl w:val="0"/>
-          <w:numId w:val="1005"/>
-        </w:numPr>
+    </w:p>
+    <w:p>
+      <w:pPr>
+        <w:pStyle w:val="BodyText"/>
       </w:pPr>
       <w:r>
         <w:t xml:space="preserve">ELAINE: Debt is a tool. Not a friend. A friend forgives you when you’re late, and a bank doesn’t. So don’t treat that money as free, because every month it costs you something.</w:t>
       </w:r>
-      <w:r>
-        <w:t xml:space="preserve"> </w:t>
-      </w:r>
-      <w:r>
-        <w:t xml:space="preserve">일레인: 부채는 도구예요. 친구가 아니라. 친구는 늦어도 용서해 주지만 은행은 안 그래요. 그러니까 그 돈을 공짜처럼 다루지 마요. 매달 대가를 치르는 돈이니까.</w:t>
-      </w:r>
-    </w:p>
-    <w:p>
-      <w:pPr>
-        <w:numPr>
-          <w:ilvl w:val="0"/>
-          <w:numId w:val="1005"/>
-        </w:numPr>
+    </w:p>
+    <w:p>
+      <w:pPr>
+        <w:pStyle w:val="BodyText"/>
       </w:pPr>
       <w:r>
         <w:t xml:space="preserve">NOAH: Understood. Every dollar has a monthly price now.</w:t>
       </w:r>
-      <w:r>
-        <w:t xml:space="preserve"> </w:t>
-      </w:r>
-      <w:r>
-        <w:t xml:space="preserve">노아: 이해해요. 이제 모든 1달러에 월 가격표가 붙어 있죠.</w:t>
-      </w:r>
-    </w:p>
-    <w:p>
-      <w:pPr>
-        <w:numPr>
-          <w:ilvl w:val="0"/>
-          <w:numId w:val="1005"/>
-        </w:numPr>
+    </w:p>
+    <w:p>
+      <w:pPr>
+        <w:pStyle w:val="BodyText"/>
       </w:pPr>
       <w:r>
         <w:t xml:space="preserve">MARCUS: Seventy thousand a month. I’ll put it on the whiteboard.</w:t>
       </w:r>
-      <w:r>
-        <w:t xml:space="preserve"> </w:t>
-      </w:r>
-      <w:r>
-        <w:t xml:space="preserve">마커스: 한 달에 7만 달러. 화이트보드에 써 둘게.</w:t>
-      </w:r>
-    </w:p>
-    <w:p>
-      <w:pPr>
-        <w:numPr>
-          <w:ilvl w:val="0"/>
-          <w:numId w:val="1005"/>
-        </w:numPr>
+    </w:p>
+    <w:p>
+      <w:pPr>
+        <w:pStyle w:val="BodyText"/>
       </w:pPr>
       <w:r>
         <w:t xml:space="preserve">ELAINE: Good. Now the bridge is built. Make sure there’s land on the other side.</w:t>
       </w:r>
-      <w:r>
-        <w:t xml:space="preserve"> </w:t>
-      </w:r>
-      <w:r>
-        <w:t xml:space="preserve">일레인: 좋아요. 이제 다리는 놓였어요. 건너편에 땅이 있는지 확인해요.</w:t>
-      </w:r>
-    </w:p>
-    <w:p>
-      <w:pPr>
-        <w:numPr>
-          <w:ilvl w:val="0"/>
-          <w:numId w:val="1005"/>
-        </w:numPr>
+    </w:p>
+    <w:p>
+      <w:pPr>
+        <w:pStyle w:val="BodyText"/>
       </w:pPr>
       <w:r>
         <w:t xml:space="preserve">NOAH: There will be. The FDA, Elaine. We just need to convince the FDA.</w:t>
-      </w:r>
-      <w:r>
-        <w:t xml:space="preserve"> </w:t>
-      </w:r>
-      <w:r>
-        <w:t xml:space="preserve">노아: 있을 거예요. FDA요, 일레인. FDA만 설득하면 돼요.</w:t>
       </w:r>
     </w:p>
     <w:p>
@@ -2439,7 +1344,7 @@
               <w:jc w:val="left"/>
             </w:pPr>
             <w:r>
-              <w:t xml:space="preserve">03턴. 지분 투자와 부채의 차이.</w:t>
+              <w:t xml:space="preserve">도입. 지분 투자와 부채의 차이.</w:t>
             </w:r>
           </w:p>
         </w:tc>
@@ -2489,7 +1394,7 @@
               <w:jc w:val="left"/>
             </w:pPr>
             <w:r>
-              <w:t xml:space="preserve">07턴. 대출 계약에 포함된 지켜야 할 규칙.</w:t>
+              <w:t xml:space="preserve">도입. 대출 계약에 포함된 지켜야 할 규칙.</w:t>
             </w:r>
           </w:p>
         </w:tc>
@@ -2539,7 +1444,7 @@
               <w:jc w:val="left"/>
             </w:pPr>
             <w:r>
-              <w:t xml:space="preserve">51턴. 은행이 만기 전 전액 상환을 요구하는 것.</w:t>
+              <w:t xml:space="preserve">장면2. 은행이 만기 전 전액 상환을 요구하는 것.</w:t>
             </w:r>
           </w:p>
         </w:tc>
@@ -2589,7 +1494,7 @@
               <w:jc w:val="left"/>
             </w:pPr>
             <w:r>
-              <w:t xml:space="preserve">28턴. 원금 상환 없이 이자만 내는 초기 기간.</w:t>
+              <w:t xml:space="preserve">장면1. 원금 상환 없이 이자만 내는 초기 기간.</w:t>
             </w:r>
           </w:p>
         </w:tc>
@@ -2639,7 +1544,7 @@
               <w:jc w:val="left"/>
             </w:pPr>
             <w:r>
-              <w:t xml:space="preserve">38~41턴. 대출 기관이 받는 지분 보상.</w:t>
+              <w:t xml:space="preserve">장면1. 대출 기관이 받는 지분 보상.</w:t>
             </w:r>
           </w:p>
         </w:tc>
@@ -2689,7 +1594,7 @@
               <w:jc w:val="left"/>
             </w:pPr>
             <w:r>
-              <w:t xml:space="preserve">48턴. 정의가 모호해 대출 기관에 큰 재량을 주는 조항.</w:t>
+              <w:t xml:space="preserve">장면1. 정의가 모호해 대출 기관에 큰 재량을 주는 조항.</w:t>
             </w:r>
           </w:p>
         </w:tc>
@@ -2760,7 +1665,7 @@
               <w:jc w:val="left"/>
             </w:pPr>
             <w:r>
-              <w:t xml:space="preserve">59턴. 말이 아니라 문구가 중요하다는 협상 원칙.</w:t>
+              <w:t xml:space="preserve">장면2. 말이 아니라 문구가 중요하다는 협상 원칙.</w:t>
             </w:r>
           </w:p>
         </w:tc>
@@ -2810,7 +1715,7 @@
               <w:jc w:val="left"/>
             </w:pPr>
             <w:r>
-              <w:t xml:space="preserve">60턴. 절대 양보할 수 없는 조건을 밝힐 때.</w:t>
+              <w:t xml:space="preserve">장면2. 절대 양보할 수 없는 조건을 밝힐 때.</w:t>
             </w:r>
           </w:p>
         </w:tc>
@@ -2860,7 +1765,7 @@
               <w:jc w:val="left"/>
             </w:pPr>
             <w:r>
-              <w:t xml:space="preserve">74턴. 리스크를 명확한 조건으로 바꾸는 협상 아이디어.</w:t>
+              <w:t xml:space="preserve">장면2. 리스크를 명확한 조건으로 바꾸는 협상 아이디어.</w:t>
             </w:r>
           </w:p>
         </w:tc>
@@ -2910,7 +1815,7 @@
               <w:jc w:val="left"/>
             </w:pPr>
             <w:r>
-              <w:t xml:space="preserve">116턴. 대출을 신중하게 다루라는 조언.</w:t>
+              <w:t xml:space="preserve">마무리. 대출을 신중하게 다루라는 조언.</w:t>
             </w:r>
           </w:p>
         </w:tc>
@@ -3381,7 +2286,7 @@
           <w:bCs/>
           <w:b/>
         </w:rPr>
-        <w:t xml:space="preserve">60턴 NOAH:</w:t>
+        <w:t xml:space="preserve">NOAH (장면2):</w:t>
       </w:r>
       <w:r>
         <w:t xml:space="preserve"> </w:t>
@@ -3614,9 +2519,1051 @@
         <w:t xml:space="preserve">거래처가 일방적 계약 해지 조항을 요구할 때, 같은 구조로 거절 의사를 30단어 안팎으로 밝혀 보기.</w:t>
       </w:r>
     </w:p>
+    <w:p>
+      <w:r>
+        <w:pict>
+          <v:rect style="width:0;height:1.5pt" o:hralign="center" o:hrstd="t" o:hr="t"/>
+        </w:pict>
+      </w:r>
+    </w:p>
     <w:bookmarkEnd w:id="30"/>
     <w:bookmarkEnd w:id="31"/>
+    <w:bookmarkStart w:id="37" w:name="한국어-번역"/>
+    <w:p>
+      <w:pPr>
+        <w:pStyle w:val="Heading2"/>
+      </w:pPr>
+      <w:r>
+        <w:t xml:space="preserve">한국어 번역</w:t>
+      </w:r>
+    </w:p>
+    <w:bookmarkStart w:id="32" w:name="도입-sterling-bank-로비-오전-10시-1"/>
+    <w:p>
+      <w:pPr>
+        <w:pStyle w:val="Heading3"/>
+      </w:pPr>
+      <w:r>
+        <w:t xml:space="preserve">도입 — Sterling Bank 로비, 오전 10시</w:t>
+      </w:r>
+    </w:p>
+    <w:p>
+      <w:pPr>
+        <w:pStyle w:val="FirstParagraph"/>
+      </w:pPr>
+      <w:r>
+        <w:t xml:space="preserve">다이앤: 들어가기 전에요. 은행 상대 규칙 1번. 은행은 투자자가 아니에요.</w:t>
+      </w:r>
+    </w:p>
+    <w:p>
+      <w:pPr>
+        <w:pStyle w:val="BodyText"/>
+      </w:pPr>
+      <w:r>
+        <w:t xml:space="preserve">노아: 차이가 뭐예요? 둘 다 우리한테 돈을 주잖아요.</w:t>
+      </w:r>
+    </w:p>
+    <w:p>
+      <w:pPr>
+        <w:pStyle w:val="BodyText"/>
+      </w:pPr>
+      <w:r>
+        <w:t xml:space="preserve">다이앤: 투자자는 성공을 나눠 가져요. 그래서 당신들이 이기면 그들도 이기죠. 은행은 달라요. 회사에 무슨 일이 생기든 돈을 이자까지 돌려받길 원해요. 그게 관계의 전부예요.</w:t>
+      </w:r>
+    </w:p>
+    <w:p>
+      <w:pPr>
+        <w:pStyle w:val="BodyText"/>
+      </w:pPr>
+      <w:r>
+        <w:t xml:space="preserve">마커스: 그러니까 은행은 우리가 세상을 바꾸든 말든 상관없다는 거군.</w:t>
+      </w:r>
+    </w:p>
+    <w:p>
+      <w:pPr>
+        <w:pStyle w:val="BodyText"/>
+      </w:pPr>
+      <w:r>
+        <w:t xml:space="preserve">다이앤: 은행은 당신들이 매달 1일에 돈을 내는지에 관심 있어요.</w:t>
+      </w:r>
+    </w:p>
+    <w:p>
+      <w:pPr>
+        <w:pStyle w:val="BodyText"/>
+      </w:pPr>
+      <w:r>
+        <w:t xml:space="preserve">노아: 알겠어요. 뭘 조심해야 해요?</w:t>
+      </w:r>
+    </w:p>
+    <w:p>
+      <w:pPr>
+        <w:pStyle w:val="BodyText"/>
+      </w:pPr>
+      <w:r>
+        <w:t xml:space="preserve">다이앤: 약정 조건이요. 대출 안에 있는 규칙들. 회사들이 죽는 곳이 거기예요.</w:t>
+      </w:r>
+    </w:p>
+    <w:p>
+      <w:pPr>
+        <w:pStyle w:val="BodyText"/>
+      </w:pPr>
+      <w:r>
+        <w:t xml:space="preserve">마커스: 어떻게 죽어요?</w:t>
+      </w:r>
+    </w:p>
+    <w:p>
+      <w:pPr>
+        <w:pStyle w:val="BodyText"/>
+      </w:pPr>
+      <w:r>
+        <w:t xml:space="preserve">다이앤: 약정을 어기면 은행이 돈 전부를 즉시 돌려 달라고 할 수 있어요.</w:t>
+      </w:r>
+    </w:p>
+    <w:p>
+      <w:pPr>
+        <w:pStyle w:val="BodyText"/>
+      </w:pPr>
+      <w:r>
+        <w:t xml:space="preserve">노아: 800만 달러 전부를요? 한 번에?</w:t>
+      </w:r>
+    </w:p>
+    <w:p>
+      <w:pPr>
+        <w:pStyle w:val="BodyText"/>
+      </w:pPr>
+      <w:r>
+        <w:t xml:space="preserve">다이앤: 한 번에요. 그리고 800만 달러를 쌓아 둔 스타트업은 없죠.</w:t>
+      </w:r>
+    </w:p>
+    <w:p>
+      <w:pPr>
+        <w:pStyle w:val="BodyText"/>
+      </w:pPr>
+      <w:r>
+        <w:t xml:space="preserve">마커스: 그러니까 우릴 살려 줘야 할 돈이 최악의 순간에 우릴 죽일 수도 있다는 거군. 군대에선 그걸 매복이라고 부르지. 그건 다리가 아니라 함정문이야.</w:t>
+      </w:r>
+    </w:p>
+    <w:p>
+      <w:pPr>
+        <w:pStyle w:val="BodyText"/>
+      </w:pPr>
+      <w:r>
+        <w:t xml:space="preserve">다이앤: 바로 그거예요. 그러니까 다리에 함정문이 없게 만드는 거예요.</w:t>
+      </w:r>
+    </w:p>
+    <w:p>
+      <w:pPr>
+        <w:pStyle w:val="BodyText"/>
+      </w:pPr>
+      <w:r>
+        <w:t xml:space="preserve">노아: 빅토리아 말로는 해나가 깐깐하지만 공정하대요.</w:t>
+      </w:r>
+    </w:p>
+    <w:p>
+      <w:pPr>
+        <w:pStyle w:val="BodyText"/>
+      </w:pPr>
+      <w:r>
+        <w:t xml:space="preserve">다이앤: 깐깐한 건 괜찮아요. 우리한테 필요한 건 공정함이죠. 갑시다.</w:t>
+      </w:r>
+    </w:p>
     <w:bookmarkEnd w:id="32"/>
+    <w:bookmarkStart w:id="33" w:name="장면1-조건-설명-1"/>
+    <w:p>
+      <w:pPr>
+        <w:pStyle w:val="Heading3"/>
+      </w:pPr>
+      <w:r>
+        <w:t xml:space="preserve">장면1 — 조건 설명</w:t>
+      </w:r>
+    </w:p>
+    <w:p>
+      <w:pPr>
+        <w:pStyle w:val="FirstParagraph"/>
+      </w:pPr>
+      <w:r>
+        <w:t xml:space="preserve">해나: 안녕하세요. 스털링 은행의 해나 그리어입니다. 빅토리아가 여러분 칭찬을 많이 하더군요.</w:t>
+      </w:r>
+    </w:p>
+    <w:p>
+      <w:pPr>
+        <w:pStyle w:val="BodyText"/>
+      </w:pPr>
+      <w:r>
+        <w:t xml:space="preserve">노아: 이렇게 빨리 만나 주셔서 감사해요.</w:t>
+      </w:r>
+    </w:p>
+    <w:p>
+      <w:pPr>
+        <w:pStyle w:val="BodyText"/>
+      </w:pPr>
+      <w:r>
+        <w:t xml:space="preserve">해나: FDA 서한 읽었어요. 요청하기도 전에 보내셨더군요. 현명했어요. 나중에 은행한테 문제를 숨기지 않을 거라는 뜻이니까요.</w:t>
+      </w:r>
+    </w:p>
+    <w:p>
+      <w:pPr>
+        <w:pStyle w:val="BodyText"/>
+      </w:pPr>
+      <w:r>
+        <w:t xml:space="preserve">노아: 나쁜 소식 먼저. 회사 습관이에요.</w:t>
+      </w:r>
+    </w:p>
+    <w:p>
+      <w:pPr>
+        <w:pStyle w:val="BodyText"/>
+      </w:pPr>
+      <w:r>
+        <w:t xml:space="preserve">해나: 좋은 습관이에요. 은행도 놀라는 걸 싫어하거든요.</w:t>
+      </w:r>
+    </w:p>
+    <w:p>
+      <w:pPr>
+        <w:pStyle w:val="BodyText"/>
+      </w:pPr>
+      <w:r>
+        <w:t xml:space="preserve">다이앤: 제안하신 조건을 차근차근 설명해 주시겠어요?</w:t>
+      </w:r>
+    </w:p>
+    <w:p>
+      <w:pPr>
+        <w:pStyle w:val="BodyText"/>
+      </w:pPr>
+      <w:r>
+        <w:t xml:space="preserve">해나: 물론이죠. 기한부 대출. 800만 달러. 4년 만기.</w:t>
+      </w:r>
+    </w:p>
+    <w:p>
+      <w:pPr>
+        <w:pStyle w:val="BodyText"/>
+      </w:pPr>
+      <w:r>
+        <w:t xml:space="preserve">마커스: 금리는요?</w:t>
+      </w:r>
+    </w:p>
+    <w:p>
+      <w:pPr>
+        <w:pStyle w:val="BodyText"/>
+      </w:pPr>
+      <w:r>
+        <w:t xml:space="preserve">해나: 프라임 금리 더하기 3. 지금 기준으로 약 11퍼센트.</w:t>
+      </w:r>
+    </w:p>
+    <w:p>
+      <w:pPr>
+        <w:pStyle w:val="BodyText"/>
+      </w:pPr>
+      <w:r>
+        <w:t xml:space="preserve">노아: 11퍼센트. 높네요.</w:t>
+      </w:r>
+    </w:p>
+    <w:p>
+      <w:pPr>
+        <w:pStyle w:val="BodyText"/>
+      </w:pPr>
+      <w:r>
+        <w:t xml:space="preserve">해나: 매출도 없고 FDA 지연까지 있잖아요. 사실 후한 편이에요.</w:t>
+      </w:r>
+    </w:p>
+    <w:p>
+      <w:pPr>
+        <w:pStyle w:val="BodyText"/>
+      </w:pPr>
+      <w:r>
+        <w:t xml:space="preserve">다이앤: 상환 일정은요?</w:t>
+      </w:r>
+    </w:p>
+    <w:p>
+      <w:pPr>
+        <w:pStyle w:val="BodyText"/>
+      </w:pPr>
+      <w:r>
+        <w:t xml:space="preserve">해나: 12개월은 이자만. 그다음 36개월 동안 원금과 이자.</w:t>
+      </w:r>
+    </w:p>
+    <w:p>
+      <w:pPr>
+        <w:pStyle w:val="BodyText"/>
+      </w:pPr>
+      <w:r>
+        <w:t xml:space="preserve">마커스: 이자만. 그러니까 1년 동안은 이자만 내는 거네.</w:t>
+      </w:r>
+    </w:p>
+    <w:p>
+      <w:pPr>
+        <w:pStyle w:val="BodyText"/>
+      </w:pPr>
+      <w:r>
+        <w:t xml:space="preserve">해나: 맞아요. 한 달에 약 7만 달러. 그다음엔 올라가요.</w:t>
+      </w:r>
+    </w:p>
+    <w:p>
+      <w:pPr>
+        <w:pStyle w:val="BodyText"/>
+      </w:pPr>
+      <w:r>
+        <w:t xml:space="preserve">노아: 정확히 언제 올라가요?</w:t>
+      </w:r>
+    </w:p>
+    <w:p>
+      <w:pPr>
+        <w:pStyle w:val="BodyText"/>
+      </w:pPr>
+      <w:r>
+        <w:t xml:space="preserve">해나: 13개월째부터요. 대략 한 달에 26만 달러.</w:t>
+      </w:r>
+    </w:p>
+    <w:p>
+      <w:pPr>
+        <w:pStyle w:val="BodyText"/>
+      </w:pPr>
+      <w:r>
+        <w:t xml:space="preserve">마커스: 13개월째. 그때까지 매출이 있을까?</w:t>
+      </w:r>
+    </w:p>
+    <w:p>
+      <w:pPr>
+        <w:pStyle w:val="BodyText"/>
+      </w:pPr>
+      <w:r>
+        <w:t xml:space="preserve">노아: 11월에 승인이 나면 3월에 출시해요. 매출은 4월부터.</w:t>
+      </w:r>
+    </w:p>
+    <w:p>
+      <w:pPr>
+        <w:pStyle w:val="BodyText"/>
+      </w:pPr>
+      <w:r>
+        <w:t xml:space="preserve">다이앤: 작은 매출이죠. 한 달 26만 달러는 아니에요. 바로는 아니고요. 신제품은 자리 잡는 데 시간이 걸리니까, 한동안은 상환액이 매출보다 클 거예요.</w:t>
+      </w:r>
+    </w:p>
+    <w:p>
+      <w:pPr>
+        <w:pStyle w:val="BodyText"/>
+      </w:pPr>
+      <w:r>
+        <w:t xml:space="preserve">해나: 그래서 이자만 내는 기간이 중요하죠. 다음, 워런트.</w:t>
+      </w:r>
+    </w:p>
+    <w:p>
+      <w:pPr>
+        <w:pStyle w:val="BodyText"/>
+      </w:pPr>
+      <w:r>
+        <w:t xml:space="preserve">마커스: 워런트. 목록에 들어갈 단어가 또 하나.</w:t>
+      </w:r>
+    </w:p>
+    <w:p>
+      <w:pPr>
+        <w:pStyle w:val="BodyText"/>
+      </w:pPr>
+      <w:r>
+        <w:t xml:space="preserve">해나: 나중에 주식을 오늘 가격으로 살 수 있는 권리예요. 여러분이 성공하면 우리도 그 성공의 작은 조각을 나눠 갖는 거죠. 우리 리스크에 대한 보상이고, 보통은 꽤 작아요.</w:t>
+      </w:r>
+    </w:p>
+    <w:p>
+      <w:pPr>
+        <w:pStyle w:val="BodyText"/>
+      </w:pPr>
+      <w:r>
+        <w:t xml:space="preserve">노아: 얼마나 작게요?</w:t>
+      </w:r>
+    </w:p>
+    <w:p>
+      <w:pPr>
+        <w:pStyle w:val="BodyText"/>
+      </w:pPr>
+      <w:r>
+        <w:t xml:space="preserve">해나: 대출 금액의 2퍼센트. 주식으로요.</w:t>
+      </w:r>
+    </w:p>
+    <w:p>
+      <w:pPr>
+        <w:pStyle w:val="BodyText"/>
+      </w:pPr>
+      <w:r>
+        <w:t xml:space="preserve">다이앤: 2퍼센트 커버리지. 높은 편이네요.</w:t>
+      </w:r>
+    </w:p>
+    <w:p>
+      <w:pPr>
+        <w:pStyle w:val="BodyText"/>
+      </w:pPr>
+      <w:r>
+        <w:t xml:space="preserve">해나: 여러분 리스크가 높은 편이니까요. 그게 논리예요.</w:t>
+      </w:r>
+    </w:p>
+    <w:p>
+      <w:pPr>
+        <w:pStyle w:val="BodyText"/>
+      </w:pPr>
+      <w:r>
+        <w:t xml:space="preserve">마커스: 그리고 약정 조건은요? 다이앤이 회사들이 죽는 곳이라던데.</w:t>
+      </w:r>
+    </w:p>
+    <w:p>
+      <w:pPr>
+        <w:pStyle w:val="BodyText"/>
+      </w:pPr>
+      <w:r>
+        <w:t xml:space="preserve">해나: 맞는 말이에요. 약정 두 개. 첫째, 최소 현금. 최소 300만 달러 유지.</w:t>
+      </w:r>
+    </w:p>
+    <w:p>
+      <w:pPr>
+        <w:pStyle w:val="BodyText"/>
+      </w:pPr>
+      <w:r>
+        <w:t xml:space="preserve">노아: 항상이요?</w:t>
+      </w:r>
+    </w:p>
+    <w:p>
+      <w:pPr>
+        <w:pStyle w:val="BodyText"/>
+      </w:pPr>
+      <w:r>
+        <w:t xml:space="preserve">해나: 항상이요. 현금이 300만 아래로 떨어지면 채무 불이행이에요.</w:t>
+      </w:r>
+    </w:p>
+    <w:p>
+      <w:pPr>
+        <w:pStyle w:val="BodyText"/>
+      </w:pPr>
+      <w:r>
+        <w:t xml:space="preserve">마커스: 이해해요. 합리적이네. 두 번째는요?</w:t>
+      </w:r>
+    </w:p>
+    <w:p>
+      <w:pPr>
+        <w:pStyle w:val="BodyText"/>
+      </w:pPr>
+      <w:r>
+        <w:t xml:space="preserve">해나: 표준 MAC 조항이요. 중대한 부정적 변화.</w:t>
+      </w:r>
+    </w:p>
+    <w:p>
+      <w:pPr>
+        <w:pStyle w:val="BodyText"/>
+      </w:pPr>
+      <w:r>
+        <w:t xml:space="preserve">다이앤: 바로 그거네요.</w:t>
+      </w:r>
+    </w:p>
+    <w:p>
+      <w:pPr>
+        <w:pStyle w:val="BodyText"/>
+      </w:pPr>
+      <w:r>
+        <w:t xml:space="preserve">노아: 중대한 부정적 변화가 뭐예요?</w:t>
+      </w:r>
+    </w:p>
+    <w:bookmarkEnd w:id="33"/>
+    <w:bookmarkStart w:id="34" w:name="장면2-mac-조항과의-싸움-1"/>
+    <w:p>
+      <w:pPr>
+        <w:pStyle w:val="Heading3"/>
+      </w:pPr>
+      <w:r>
+        <w:t xml:space="preserve">장면2 — MAC 조항과의 싸움</w:t>
+      </w:r>
+    </w:p>
+    <w:p>
+      <w:pPr>
+        <w:pStyle w:val="FirstParagraph"/>
+      </w:pPr>
+      <w:r>
+        <w:t xml:space="preserve">해나: 사업에 심각하게 나쁜 일이 생기면 대출 상환을 요구할 수 있어요.</w:t>
+      </w:r>
+    </w:p>
+    <w:p>
+      <w:pPr>
+        <w:pStyle w:val="BodyText"/>
+      </w:pPr>
+      <w:r>
+        <w:t xml:space="preserve">마커스: 예를 들면 어떤 거요?</w:t>
+      </w:r>
+    </w:p>
+    <w:p>
+      <w:pPr>
+        <w:pStyle w:val="BodyText"/>
+      </w:pPr>
+      <w:r>
+        <w:t xml:space="preserve">해나: 정확히 정의돼 있진 않아요. MAC 조항은 원래 그래요.</w:t>
+      </w:r>
+    </w:p>
+    <w:p>
+      <w:pPr>
+        <w:pStyle w:val="BodyText"/>
+      </w:pPr>
+      <w:r>
+        <w:t xml:space="preserve">다이앤: 그게 문제예요. 정의가 없다는 건 은행이 결정한다는 뜻이죠.</w:t>
+      </w:r>
+    </w:p>
+    <w:p>
+      <w:pPr>
+        <w:pStyle w:val="BodyText"/>
+      </w:pPr>
+      <w:r>
+        <w:t xml:space="preserve">노아: 그럼 FDA가 보완 요청을 또 보내면…</w:t>
+      </w:r>
+    </w:p>
+    <w:p>
+      <w:pPr>
+        <w:pStyle w:val="BodyText"/>
+      </w:pPr>
+      <w:r>
+        <w:t xml:space="preserve">다이앤: 은행은 그걸 중대한 부정적 변화라고 부르고 800만 달러 전부를 돌려 달라고 할 수 있어요. 그리고 조항에 정의가 없으니, 그게 아니라고 반박할 방법도 없고요.</w:t>
+      </w:r>
+    </w:p>
+    <w:p>
+      <w:pPr>
+        <w:pStyle w:val="BodyText"/>
+      </w:pPr>
+      <w:r>
+        <w:t xml:space="preserve">마커스: 최악의 순간에. 우리가 가장 약할 때.</w:t>
+      </w:r>
+    </w:p>
+    <w:p>
+      <w:pPr>
+        <w:pStyle w:val="BodyText"/>
+      </w:pPr>
+      <w:r>
+        <w:t xml:space="preserve">해나: 거의 안 써요. 진짜 재앙에 대비한 거예요.</w:t>
+      </w:r>
+    </w:p>
+    <w:p>
+      <w:pPr>
+        <w:pStyle w:val="BodyText"/>
+      </w:pPr>
+      <w:r>
+        <w:t xml:space="preserve">다이앤:</w:t>
+      </w:r>
+      <w:r>
+        <w:t xml:space="preserve"> </w:t>
+      </w:r>
+      <w:r>
+        <w:t xml:space="preserve">“</w:t>
+      </w:r>
+      <w:r>
+        <w:t xml:space="preserve">거의</w:t>
+      </w:r>
+      <w:r>
+        <w:t xml:space="preserve">”</w:t>
+      </w:r>
+      <w:r>
+        <w:t xml:space="preserve">는 계약서에 없어요. 계약서엔 문구만 있죠.</w:t>
+      </w:r>
+    </w:p>
+    <w:p>
+      <w:pPr>
+        <w:pStyle w:val="BodyText"/>
+      </w:pPr>
+      <w:r>
+        <w:t xml:space="preserve">노아: 해나, 직설적으로 말할게요. 그쪽도 그걸 더 좋아하실 것 같아서요. MAC 조항은 우리한테 협상 결렬 조건이에요. 누군가 언제든 바닥을 빼 버릴 수 있는 상태에선 회사를 키울 수 없어요.</w:t>
+      </w:r>
+    </w:p>
+    <w:p>
+      <w:pPr>
+        <w:pStyle w:val="BodyText"/>
+      </w:pPr>
+      <w:r>
+        <w:t xml:space="preserve">해나: 결렬 조건이요? 그게 없으면 우리는 보호 장치가 없어요.</w:t>
+      </w:r>
+    </w:p>
+    <w:p>
+      <w:pPr>
+        <w:pStyle w:val="BodyText"/>
+      </w:pPr>
+      <w:r>
+        <w:t xml:space="preserve">노아: 최소 현금 약정이 있잖아요. 그게 진짜 보호 장치죠.</w:t>
+      </w:r>
+    </w:p>
+    <w:p>
+      <w:pPr>
+        <w:pStyle w:val="BodyText"/>
+      </w:pPr>
+      <w:r>
+        <w:t xml:space="preserve">해나: 현금은 리스크 하나예요. FDA 실패는 또 다른 리스크고, 솔직히 그게 가장 큰 리스크죠. 제품이 승인 안 되면 현금 약정은 우리 둘 다 못 살려요. 그 부분에 대한 장치가 필요해요.</w:t>
+      </w:r>
+    </w:p>
+    <w:p>
+      <w:pPr>
+        <w:pStyle w:val="BodyText"/>
+      </w:pPr>
+      <w:r>
+        <w:t xml:space="preserve">마커스: 그럼 그 리스크를 분명하게 이름 붙이죠. 애매한 조항에 숨기는 대신.</w:t>
+      </w:r>
+    </w:p>
+    <w:p>
+      <w:pPr>
+        <w:pStyle w:val="BodyText"/>
+      </w:pPr>
+      <w:r>
+        <w:t xml:space="preserve">해나: 무슨 뜻이에요?</w:t>
+      </w:r>
+    </w:p>
+    <w:p>
+      <w:pPr>
+        <w:pStyle w:val="BodyText"/>
+      </w:pPr>
+      <w:r>
+        <w:t xml:space="preserve">다이앤: 성과 약정이요. 특정 사건에 묶인. 특정 날짜까지 FDA 승인.</w:t>
+      </w:r>
+    </w:p>
+    <w:p>
+      <w:pPr>
+        <w:pStyle w:val="BodyText"/>
+      </w:pPr>
+      <w:r>
+        <w:t xml:space="preserve">해나: 날짜를 놓치면요?</w:t>
+      </w:r>
+    </w:p>
+    <w:p>
+      <w:pPr>
+        <w:pStyle w:val="BodyText"/>
+      </w:pPr>
+      <w:r>
+        <w:t xml:space="preserve">노아: 즉시 채무 불이행은 아니고요. 날짜를 놓치면 금리가 올라가요. 그쪽은 늘어난 리스크만큼 더 받고, 우리는 회사를 잃지 않죠. 그게 당신들 보호 장치예요.</w:t>
+      </w:r>
+    </w:p>
+    <w:p>
+      <w:pPr>
+        <w:pStyle w:val="BodyText"/>
+      </w:pPr>
+      <w:r>
+        <w:t xml:space="preserve">해나: 얼마나 올라가요?</w:t>
+      </w:r>
+    </w:p>
+    <w:p>
+      <w:pPr>
+        <w:pStyle w:val="BodyText"/>
+      </w:pPr>
+      <w:r>
+        <w:t xml:space="preserve">다이앤: 2퍼센트포인트. 승인될 때까지.</w:t>
+      </w:r>
+    </w:p>
+    <w:p>
+      <w:pPr>
+        <w:pStyle w:val="BodyText"/>
+      </w:pPr>
+      <w:r>
+        <w:t xml:space="preserve">해나: 그리고 날짜는요?</w:t>
+      </w:r>
+    </w:p>
+    <w:p>
+      <w:pPr>
+        <w:pStyle w:val="BodyText"/>
+      </w:pPr>
+      <w:r>
+        <w:t xml:space="preserve">노아: 11월을 예상해요. 내년 3월 31일로 하죠. 여유를 두고요.</w:t>
+      </w:r>
+    </w:p>
+    <w:p>
+      <w:pPr>
+        <w:pStyle w:val="BodyText"/>
+      </w:pPr>
+      <w:r>
+        <w:t xml:space="preserve">마커스: 넉 달의 여유. 시험은 늘 늦어지니까.</w:t>
+      </w:r>
+    </w:p>
+    <w:p>
+      <w:pPr>
+        <w:pStyle w:val="BodyText"/>
+      </w:pPr>
+      <w:r>
+        <w:t xml:space="preserve">해나: 그러니까 MAC 조항은 없고. 명확한 날짜. 그리고 함정이 아닌 벌칙.</w:t>
+      </w:r>
+    </w:p>
+    <w:p>
+      <w:pPr>
+        <w:pStyle w:val="BodyText"/>
+      </w:pPr>
+      <w:r>
+        <w:t xml:space="preserve">다이앤: 정확해요. 양쪽 다 규칙을 미리 알아요. 놀랄 일 없이.</w:t>
+      </w:r>
+    </w:p>
+    <w:p>
+      <w:pPr>
+        <w:pStyle w:val="BodyText"/>
+      </w:pPr>
+      <w:r>
+        <w:t xml:space="preserve">해나: 대신 받을 게 있어야 해요. 신용 위원회가 물어볼 테니까요.</w:t>
+      </w:r>
+    </w:p>
+    <w:p>
+      <w:pPr>
+        <w:pStyle w:val="BodyText"/>
+      </w:pPr>
+      <w:r>
+        <w:t xml:space="preserve">노아: 어떻게 하면 받아들이실 수 있을까요?</w:t>
+      </w:r>
+    </w:p>
+    <w:p>
+      <w:pPr>
+        <w:pStyle w:val="BodyText"/>
+      </w:pPr>
+      <w:r>
+        <w:t xml:space="preserve">해나: 워런트는 2퍼센트 유지. 최소 현금은 300만 유지.</w:t>
+      </w:r>
+    </w:p>
+    <w:p>
+      <w:pPr>
+        <w:pStyle w:val="BodyText"/>
+      </w:pPr>
+      <w:r>
+        <w:t xml:space="preserve">다이앤: 현금 300만은 좋아요. 워런트는 1퍼센트.</w:t>
+      </w:r>
+    </w:p>
+    <w:p>
+      <w:pPr>
+        <w:pStyle w:val="BodyText"/>
+      </w:pPr>
+      <w:r>
+        <w:t xml:space="preserve">해나: 1.5퍼센트.</w:t>
+      </w:r>
+    </w:p>
+    <w:bookmarkEnd w:id="34"/>
+    <w:bookmarkStart w:id="35" w:name="절정전환-오후-2시-다시-정리-1"/>
+    <w:p>
+      <w:pPr>
+        <w:pStyle w:val="Heading3"/>
+      </w:pPr>
+      <w:r>
+        <w:t xml:space="preserve">절정·전환 — 오후 2시, 다시 정리</w:t>
+      </w:r>
+    </w:p>
+    <w:p>
+      <w:pPr>
+        <w:pStyle w:val="FirstParagraph"/>
+      </w:pPr>
+      <w:r>
+        <w:t xml:space="preserve">다이앤: 1.25퍼센트. 그리고 이자만 내는 기간은 15개월로.</w:t>
+      </w:r>
+    </w:p>
+    <w:p>
+      <w:pPr>
+        <w:pStyle w:val="BodyText"/>
+      </w:pPr>
+      <w:r>
+        <w:t xml:space="preserve">해나: 15개월이요? 세게 미시네요, 다이앤.</w:t>
+      </w:r>
+    </w:p>
+    <w:p>
+      <w:pPr>
+        <w:pStyle w:val="BodyText"/>
+      </w:pPr>
+      <w:r>
+        <w:t xml:space="preserve">다이앤: 13개월째가 대략 이 회사의 첫 실매출이 시작되는 때고, 그 매출은 작을 테니까요. 15개월이면 큰 상환이 시작되기 전에 성장할 숨 쉴 틈이 생겨요.</w:t>
+      </w:r>
+    </w:p>
+    <w:p>
+      <w:pPr>
+        <w:pStyle w:val="BodyText"/>
+      </w:pPr>
+      <w:r>
+        <w:t xml:space="preserve">마커스: 원하는 숨이 아니라 필요한 숨이에요.</w:t>
+      </w:r>
+    </w:p>
+    <w:p>
+      <w:pPr>
+        <w:pStyle w:val="BodyText"/>
+      </w:pPr>
+      <w:r>
+        <w:t xml:space="preserve">해나: 위원회에 전화해 볼게요. 한 시간만 주세요.</w:t>
+      </w:r>
+    </w:p>
+    <w:p>
+      <w:pPr>
+        <w:pStyle w:val="BodyText"/>
+      </w:pPr>
+      <w:r>
+        <w:t xml:space="preserve">노아: 다이앤, 우리가 너무 밀어붙였나요?</w:t>
+      </w:r>
+    </w:p>
+    <w:p>
+      <w:pPr>
+        <w:pStyle w:val="BodyText"/>
+      </w:pPr>
+      <w:r>
+        <w:t xml:space="preserve">다이앤: 아니요. 우리가 요청한 조건엔 다 이유가 있어요. 은행은 이유를 존중해요.</w:t>
+      </w:r>
+    </w:p>
+    <w:p>
+      <w:pPr>
+        <w:pStyle w:val="BodyText"/>
+      </w:pPr>
+      <w:r>
+        <w:t xml:space="preserve">마커스: 그리고 해나가 거절하면?</w:t>
+      </w:r>
+    </w:p>
+    <w:p>
+      <w:pPr>
+        <w:pStyle w:val="BodyText"/>
+      </w:pPr>
+      <w:r>
+        <w:t xml:space="preserve">다이앤: 그럼 워런트 1.5퍼센트는 받아들여요. 하지만 MAC 조항은 절대 안 돼요.</w:t>
+      </w:r>
+    </w:p>
+    <w:p>
+      <w:pPr>
+        <w:pStyle w:val="BodyText"/>
+      </w:pPr>
+      <w:r>
+        <w:t xml:space="preserve">노아: 결렬 지점을 알아 둬라. 다이앤이 가르쳐 줬죠.</w:t>
+      </w:r>
+    </w:p>
+    <w:p>
+      <w:pPr>
+        <w:pStyle w:val="BodyText"/>
+      </w:pPr>
+      <w:r>
+        <w:t xml:space="preserve">프리야: 노아, 짧은 업데이트. 사진 재판독. 8주 중 3주 차야.</w:t>
+      </w:r>
+    </w:p>
+    <w:p>
+      <w:pPr>
+        <w:pStyle w:val="BodyText"/>
+      </w:pPr>
+      <w:r>
+        <w:t xml:space="preserve">노아: 초기 숫자 있어?</w:t>
+      </w:r>
+    </w:p>
+    <w:p>
+      <w:pPr>
+        <w:pStyle w:val="BodyText"/>
+      </w:pPr>
+      <w:r>
+        <w:t xml:space="preserve">프리야: 없어. 그리고 보면 안 돼. 그레이스가 아무도 근처에 못 오게 해.</w:t>
+      </w:r>
+    </w:p>
+    <w:p>
+      <w:pPr>
+        <w:pStyle w:val="BodyText"/>
+      </w:pPr>
+      <w:r>
+        <w:t xml:space="preserve">노아: 좋아. 그레이스 말이 맞아.</w:t>
+      </w:r>
+    </w:p>
+    <w:p>
+      <w:pPr>
+        <w:pStyle w:val="BodyText"/>
+      </w:pPr>
+      <w:r>
+        <w:t xml:space="preserve">해나: 좋아요. 위원회와 얘기했어요.</w:t>
+      </w:r>
+    </w:p>
+    <w:p>
+      <w:pPr>
+        <w:pStyle w:val="BodyText"/>
+      </w:pPr>
+      <w:r>
+        <w:t xml:space="preserve">노아: 그래서요?</w:t>
+      </w:r>
+    </w:p>
+    <w:p>
+      <w:pPr>
+        <w:pStyle w:val="BodyText"/>
+      </w:pPr>
+      <w:r>
+        <w:t xml:space="preserve">해나: MAC 조항 없음. 성과 약정, 3월 31일. 놓치면 2퍼센트포인트 인상.</w:t>
+      </w:r>
+    </w:p>
+    <w:p>
+      <w:pPr>
+        <w:pStyle w:val="BodyText"/>
+      </w:pPr>
+      <w:r>
+        <w:t xml:space="preserve">다이앤: 최소 현금 300만. 이자만 내는 기간 15개월. 워런트 1.25퍼센트.</w:t>
+      </w:r>
+    </w:p>
+    <w:p>
+      <w:pPr>
+        <w:pStyle w:val="BodyText"/>
+      </w:pPr>
+      <w:r>
+        <w:t xml:space="preserve">노아: 동의해요. 이사회 승인을 조건으로.</w:t>
+      </w:r>
+    </w:p>
+    <w:p>
+      <w:pPr>
+        <w:pStyle w:val="BodyText"/>
+      </w:pPr>
+      <w:r>
+        <w:t xml:space="preserve">해나: 하나 말해도 될까요? 비공식적으로?</w:t>
+      </w:r>
+    </w:p>
+    <w:p>
+      <w:pPr>
+        <w:pStyle w:val="BodyText"/>
+      </w:pPr>
+      <w:r>
+        <w:t xml:space="preserve">노아: 물론이죠.</w:t>
+      </w:r>
+    </w:p>
+    <w:p>
+      <w:pPr>
+        <w:pStyle w:val="BodyText"/>
+      </w:pPr>
+      <w:r>
+        <w:t xml:space="preserve">해나: 대부분의 창업자는 우리가 주는 대로 서명해요. 절박하니까요. 돈이 너무 급해서 따질 여유가 없으니 약정 조건을 꼼꼼히 안 읽어요. 여러분은 정반대로 했고요.</w:t>
+      </w:r>
+    </w:p>
+    <w:p>
+      <w:pPr>
+        <w:pStyle w:val="BodyText"/>
+      </w:pPr>
+      <w:r>
+        <w:t xml:space="preserve">다이앤: 절박한 창업자는 함정문에 서명하죠. 여러 번 봤어요.</w:t>
+      </w:r>
+    </w:p>
+    <w:p>
+      <w:pPr>
+        <w:pStyle w:val="BodyText"/>
+      </w:pPr>
+      <w:r>
+        <w:t xml:space="preserve">마커스: 그럼 협상하는 사람들은요?</w:t>
+      </w:r>
+    </w:p>
+    <w:p>
+      <w:pPr>
+        <w:pStyle w:val="BodyText"/>
+      </w:pPr>
+      <w:r>
+        <w:t xml:space="preserve">해나: 대개 살아남아요. 계약서를 읽고, 함정문이 어디 있는지 알거든요.</w:t>
+      </w:r>
+    </w:p>
+    <w:bookmarkEnd w:id="35"/>
+    <w:bookmarkStart w:id="36" w:name="마무리-오후-5시-이사회-승인-1"/>
+    <w:p>
+      <w:pPr>
+        <w:pStyle w:val="Heading3"/>
+      </w:pPr>
+      <w:r>
+        <w:t xml:space="preserve">마무리 — 오후 5시, 이사회 승인</w:t>
+      </w:r>
+    </w:p>
+    <w:p>
+      <w:pPr>
+        <w:pStyle w:val="FirstParagraph"/>
+      </w:pPr>
+      <w:r>
+        <w:t xml:space="preserve">리처드: 그래서. 부채 800만. 조건을 설명해 줘요.</w:t>
+      </w:r>
+    </w:p>
+    <w:p>
+      <w:pPr>
+        <w:pStyle w:val="BodyText"/>
+      </w:pPr>
+      <w:r>
+        <w:t xml:space="preserve">노아: 금리 11퍼센트. 높지만 아직 매출이 없으니까요. 15개월은 이자만 내서, 큰 상환은 출시 후에 시작돼요. 그리고 워런트는 1.25퍼센트예요.</w:t>
+      </w:r>
+    </w:p>
+    <w:p>
+      <w:pPr>
+        <w:pStyle w:val="BodyText"/>
+      </w:pPr>
+      <w:r>
+        <w:t xml:space="preserve">빅토리아: 그리고 MAC 조항은요?</w:t>
+      </w:r>
+    </w:p>
+    <w:p>
+      <w:pPr>
+        <w:pStyle w:val="BodyText"/>
+      </w:pPr>
+      <w:r>
+        <w:t xml:space="preserve">다이앤: 삭제했어요. 승인 기한으로 대체했고요. 3월 31일. 채무 불이행이 아니라 벌칙.</w:t>
+      </w:r>
+    </w:p>
+    <w:p>
+      <w:pPr>
+        <w:pStyle w:val="BodyText"/>
+      </w:pPr>
+      <w:r>
+        <w:t xml:space="preserve">빅토리아: 삭제했다고요? 해나는 MAC 조항을 절대 안 빼는데.</w:t>
+      </w:r>
+    </w:p>
+    <w:p>
+      <w:pPr>
+        <w:pStyle w:val="BodyText"/>
+      </w:pPr>
+      <w:r>
+        <w:t xml:space="preserve">노아: 협상하는 회사들이 보통 살아남는다고 하더라고요.</w:t>
+      </w:r>
+    </w:p>
+    <w:p>
+      <w:pPr>
+        <w:pStyle w:val="BodyText"/>
+      </w:pPr>
+      <w:r>
+        <w:t xml:space="preserve">리처드: 그 말이 맞아요. 찬성.</w:t>
+      </w:r>
+    </w:p>
+    <w:p>
+      <w:pPr>
+        <w:pStyle w:val="BodyText"/>
+      </w:pPr>
+      <w:r>
+        <w:t xml:space="preserve">빅토리아: 찬성.</w:t>
+      </w:r>
+    </w:p>
+    <w:p>
+      <w:pPr>
+        <w:pStyle w:val="BodyText"/>
+      </w:pPr>
+      <w:r>
+        <w:t xml:space="preserve">일레인: 찬성. 의견 하나와 함께.</w:t>
+      </w:r>
+    </w:p>
+    <w:p>
+      <w:pPr>
+        <w:pStyle w:val="BodyText"/>
+      </w:pPr>
+      <w:r>
+        <w:t xml:space="preserve">노아: 말씀하세요.</w:t>
+      </w:r>
+    </w:p>
+    <w:p>
+      <w:pPr>
+        <w:pStyle w:val="BodyText"/>
+      </w:pPr>
+      <w:r>
+        <w:t xml:space="preserve">일레인: 부채는 도구예요. 친구가 아니라. 친구는 늦어도 용서해 주지만 은행은 안 그래요. 그러니까 그 돈을 공짜처럼 다루지 마요. 매달 대가를 치르는 돈이니까.</w:t>
+      </w:r>
+    </w:p>
+    <w:p>
+      <w:pPr>
+        <w:pStyle w:val="BodyText"/>
+      </w:pPr>
+      <w:r>
+        <w:t xml:space="preserve">노아: 이해해요. 이제 모든 1달러에 월 가격표가 붙어 있죠.</w:t>
+      </w:r>
+    </w:p>
+    <w:p>
+      <w:pPr>
+        <w:pStyle w:val="BodyText"/>
+      </w:pPr>
+      <w:r>
+        <w:t xml:space="preserve">마커스: 한 달에 7만 달러. 화이트보드에 써 둘게.</w:t>
+      </w:r>
+    </w:p>
+    <w:p>
+      <w:pPr>
+        <w:pStyle w:val="BodyText"/>
+      </w:pPr>
+      <w:r>
+        <w:t xml:space="preserve">일레인: 좋아요. 이제 다리는 놓였어요. 건너편에 땅이 있는지 확인해요.</w:t>
+      </w:r>
+    </w:p>
+    <w:p>
+      <w:pPr>
+        <w:pStyle w:val="BodyText"/>
+      </w:pPr>
+      <w:r>
+        <w:t xml:space="preserve">노아: 있을 거예요. FDA요, 일레인. FDA만 설득하면 돼요.</w:t>
+      </w:r>
+    </w:p>
+    <w:bookmarkEnd w:id="36"/>
+    <w:bookmarkEnd w:id="37"/>
+    <w:bookmarkEnd w:id="38"/>
     <w:sectPr/>
   </w:body>
 </w:document>
@@ -3723,583 +3670,8 @@
       </w:pPr>
     </w:lvl>
   </w:abstractNum>
-  <w:abstractNum w:abstractNumId="99411">
-    <w:nsid w:val="A99411"/>
-    <w:multiLevelType w:val="multilevel"/>
-    <w:lvl w:ilvl="0">
-      <w:start w:val="1"/>
-      <w:numFmt w:val="decimal"/>
-      <w:lvlText w:val="%1."/>
-      <w:lvlJc w:val="left"/>
-      <w:pPr>
-        <w:ind w:left="720" w:hanging="480"/>
-      </w:pPr>
-    </w:lvl>
-    <w:lvl w:ilvl="1">
-      <w:start w:val="1"/>
-      <w:numFmt w:val="decimal"/>
-      <w:lvlText w:val="%2."/>
-      <w:lvlJc w:val="left"/>
-      <w:pPr>
-        <w:ind w:left="1440" w:hanging="480"/>
-      </w:pPr>
-    </w:lvl>
-    <w:lvl w:ilvl="2">
-      <w:start w:val="1"/>
-      <w:numFmt w:val="decimal"/>
-      <w:lvlText w:val="%3."/>
-      <w:lvlJc w:val="left"/>
-      <w:pPr>
-        <w:ind w:left="2160" w:hanging="480"/>
-      </w:pPr>
-    </w:lvl>
-    <w:lvl w:ilvl="3">
-      <w:start w:val="1"/>
-      <w:numFmt w:val="decimal"/>
-      <w:lvlText w:val="%4."/>
-      <w:lvlJc w:val="left"/>
-      <w:pPr>
-        <w:ind w:left="2880" w:hanging="480"/>
-      </w:pPr>
-    </w:lvl>
-    <w:lvl w:ilvl="4">
-      <w:start w:val="1"/>
-      <w:numFmt w:val="decimal"/>
-      <w:lvlText w:val="%5."/>
-      <w:lvlJc w:val="left"/>
-      <w:pPr>
-        <w:ind w:left="3600" w:hanging="480"/>
-      </w:pPr>
-    </w:lvl>
-    <w:lvl w:ilvl="5">
-      <w:start w:val="1"/>
-      <w:numFmt w:val="decimal"/>
-      <w:lvlText w:val="%6."/>
-      <w:lvlJc w:val="left"/>
-      <w:pPr>
-        <w:ind w:left="4320" w:hanging="480"/>
-      </w:pPr>
-    </w:lvl>
-    <w:lvl w:ilvl="6">
-      <w:start w:val="1"/>
-      <w:numFmt w:val="decimal"/>
-      <w:lvlText w:val="%7."/>
-      <w:lvlJc w:val="left"/>
-      <w:pPr>
-        <w:ind w:left="5040" w:hanging="480"/>
-      </w:pPr>
-    </w:lvl>
-    <w:lvl w:ilvl="7">
-      <w:start w:val="1"/>
-      <w:numFmt w:val="decimal"/>
-      <w:lvlText w:val="%8."/>
-      <w:lvlJc w:val="left"/>
-      <w:pPr>
-        <w:ind w:left="5760" w:hanging="480"/>
-      </w:pPr>
-    </w:lvl>
-    <w:lvl w:ilvl="8">
-      <w:start w:val="1"/>
-      <w:numFmt w:val="decimal"/>
-      <w:lvlText w:val="%9."/>
-      <w:lvlJc w:val="left"/>
-      <w:pPr>
-        <w:ind w:left="6480" w:hanging="480"/>
-      </w:pPr>
-    </w:lvl>
-  </w:abstractNum>
-  <w:abstractNum w:abstractNumId="994116">
-    <w:nsid w:val="A994116"/>
-    <w:multiLevelType w:val="multilevel"/>
-    <w:lvl w:ilvl="0">
-      <w:start w:val="16"/>
-      <w:numFmt w:val="decimal"/>
-      <w:lvlText w:val="%1."/>
-      <w:lvlJc w:val="left"/>
-      <w:pPr>
-        <w:ind w:left="720" w:hanging="480"/>
-      </w:pPr>
-    </w:lvl>
-    <w:lvl w:ilvl="1">
-      <w:start w:val="16"/>
-      <w:numFmt w:val="decimal"/>
-      <w:lvlText w:val="%2."/>
-      <w:lvlJc w:val="left"/>
-      <w:pPr>
-        <w:ind w:left="1440" w:hanging="480"/>
-      </w:pPr>
-    </w:lvl>
-    <w:lvl w:ilvl="2">
-      <w:start w:val="16"/>
-      <w:numFmt w:val="decimal"/>
-      <w:lvlText w:val="%3."/>
-      <w:lvlJc w:val="left"/>
-      <w:pPr>
-        <w:ind w:left="2160" w:hanging="480"/>
-      </w:pPr>
-    </w:lvl>
-    <w:lvl w:ilvl="3">
-      <w:start w:val="16"/>
-      <w:numFmt w:val="decimal"/>
-      <w:lvlText w:val="%4."/>
-      <w:lvlJc w:val="left"/>
-      <w:pPr>
-        <w:ind w:left="2880" w:hanging="480"/>
-      </w:pPr>
-    </w:lvl>
-    <w:lvl w:ilvl="4">
-      <w:start w:val="16"/>
-      <w:numFmt w:val="decimal"/>
-      <w:lvlText w:val="%5."/>
-      <w:lvlJc w:val="left"/>
-      <w:pPr>
-        <w:ind w:left="3600" w:hanging="480"/>
-      </w:pPr>
-    </w:lvl>
-    <w:lvl w:ilvl="5">
-      <w:start w:val="16"/>
-      <w:numFmt w:val="decimal"/>
-      <w:lvlText w:val="%6."/>
-      <w:lvlJc w:val="left"/>
-      <w:pPr>
-        <w:ind w:left="4320" w:hanging="480"/>
-      </w:pPr>
-    </w:lvl>
-    <w:lvl w:ilvl="6">
-      <w:start w:val="16"/>
-      <w:numFmt w:val="decimal"/>
-      <w:lvlText w:val="%7."/>
-      <w:lvlJc w:val="left"/>
-      <w:pPr>
-        <w:ind w:left="5040" w:hanging="480"/>
-      </w:pPr>
-    </w:lvl>
-    <w:lvl w:ilvl="7">
-      <w:start w:val="16"/>
-      <w:numFmt w:val="decimal"/>
-      <w:lvlText w:val="%8."/>
-      <w:lvlJc w:val="left"/>
-      <w:pPr>
-        <w:ind w:left="5760" w:hanging="480"/>
-      </w:pPr>
-    </w:lvl>
-    <w:lvl w:ilvl="8">
-      <w:start w:val="16"/>
-      <w:numFmt w:val="decimal"/>
-      <w:lvlText w:val="%9."/>
-      <w:lvlJc w:val="left"/>
-      <w:pPr>
-        <w:ind w:left="6480" w:hanging="480"/>
-      </w:pPr>
-    </w:lvl>
-  </w:abstractNum>
-  <w:abstractNum w:abstractNumId="994151">
-    <w:nsid w:val="A994151"/>
-    <w:multiLevelType w:val="multilevel"/>
-    <w:lvl w:ilvl="0">
-      <w:start w:val="51"/>
-      <w:numFmt w:val="decimal"/>
-      <w:lvlText w:val="%1."/>
-      <w:lvlJc w:val="left"/>
-      <w:pPr>
-        <w:ind w:left="720" w:hanging="480"/>
-      </w:pPr>
-    </w:lvl>
-    <w:lvl w:ilvl="1">
-      <w:start w:val="51"/>
-      <w:numFmt w:val="decimal"/>
-      <w:lvlText w:val="%2."/>
-      <w:lvlJc w:val="left"/>
-      <w:pPr>
-        <w:ind w:left="1440" w:hanging="480"/>
-      </w:pPr>
-    </w:lvl>
-    <w:lvl w:ilvl="2">
-      <w:start w:val="51"/>
-      <w:numFmt w:val="decimal"/>
-      <w:lvlText w:val="%3."/>
-      <w:lvlJc w:val="left"/>
-      <w:pPr>
-        <w:ind w:left="2160" w:hanging="480"/>
-      </w:pPr>
-    </w:lvl>
-    <w:lvl w:ilvl="3">
-      <w:start w:val="51"/>
-      <w:numFmt w:val="decimal"/>
-      <w:lvlText w:val="%4."/>
-      <w:lvlJc w:val="left"/>
-      <w:pPr>
-        <w:ind w:left="2880" w:hanging="480"/>
-      </w:pPr>
-    </w:lvl>
-    <w:lvl w:ilvl="4">
-      <w:start w:val="51"/>
-      <w:numFmt w:val="decimal"/>
-      <w:lvlText w:val="%5."/>
-      <w:lvlJc w:val="left"/>
-      <w:pPr>
-        <w:ind w:left="3600" w:hanging="480"/>
-      </w:pPr>
-    </w:lvl>
-    <w:lvl w:ilvl="5">
-      <w:start w:val="51"/>
-      <w:numFmt w:val="decimal"/>
-      <w:lvlText w:val="%6."/>
-      <w:lvlJc w:val="left"/>
-      <w:pPr>
-        <w:ind w:left="4320" w:hanging="480"/>
-      </w:pPr>
-    </w:lvl>
-    <w:lvl w:ilvl="6">
-      <w:start w:val="51"/>
-      <w:numFmt w:val="decimal"/>
-      <w:lvlText w:val="%7."/>
-      <w:lvlJc w:val="left"/>
-      <w:pPr>
-        <w:ind w:left="5040" w:hanging="480"/>
-      </w:pPr>
-    </w:lvl>
-    <w:lvl w:ilvl="7">
-      <w:start w:val="51"/>
-      <w:numFmt w:val="decimal"/>
-      <w:lvlText w:val="%8."/>
-      <w:lvlJc w:val="left"/>
-      <w:pPr>
-        <w:ind w:left="5760" w:hanging="480"/>
-      </w:pPr>
-    </w:lvl>
-    <w:lvl w:ilvl="8">
-      <w:start w:val="51"/>
-      <w:numFmt w:val="decimal"/>
-      <w:lvlText w:val="%9."/>
-      <w:lvlJc w:val="left"/>
-      <w:pPr>
-        <w:ind w:left="6480" w:hanging="480"/>
-      </w:pPr>
-    </w:lvl>
-  </w:abstractNum>
-  <w:abstractNum w:abstractNumId="994181">
-    <w:nsid w:val="A994181"/>
-    <w:multiLevelType w:val="multilevel"/>
-    <w:lvl w:ilvl="0">
-      <w:start w:val="81"/>
-      <w:numFmt w:val="decimal"/>
-      <w:lvlText w:val="%1."/>
-      <w:lvlJc w:val="left"/>
-      <w:pPr>
-        <w:ind w:left="720" w:hanging="480"/>
-      </w:pPr>
-    </w:lvl>
-    <w:lvl w:ilvl="1">
-      <w:start w:val="81"/>
-      <w:numFmt w:val="decimal"/>
-      <w:lvlText w:val="%2."/>
-      <w:lvlJc w:val="left"/>
-      <w:pPr>
-        <w:ind w:left="1440" w:hanging="480"/>
-      </w:pPr>
-    </w:lvl>
-    <w:lvl w:ilvl="2">
-      <w:start w:val="81"/>
-      <w:numFmt w:val="decimal"/>
-      <w:lvlText w:val="%3."/>
-      <w:lvlJc w:val="left"/>
-      <w:pPr>
-        <w:ind w:left="2160" w:hanging="480"/>
-      </w:pPr>
-    </w:lvl>
-    <w:lvl w:ilvl="3">
-      <w:start w:val="81"/>
-      <w:numFmt w:val="decimal"/>
-      <w:lvlText w:val="%4."/>
-      <w:lvlJc w:val="left"/>
-      <w:pPr>
-        <w:ind w:left="2880" w:hanging="480"/>
-      </w:pPr>
-    </w:lvl>
-    <w:lvl w:ilvl="4">
-      <w:start w:val="81"/>
-      <w:numFmt w:val="decimal"/>
-      <w:lvlText w:val="%5."/>
-      <w:lvlJc w:val="left"/>
-      <w:pPr>
-        <w:ind w:left="3600" w:hanging="480"/>
-      </w:pPr>
-    </w:lvl>
-    <w:lvl w:ilvl="5">
-      <w:start w:val="81"/>
-      <w:numFmt w:val="decimal"/>
-      <w:lvlText w:val="%6."/>
-      <w:lvlJc w:val="left"/>
-      <w:pPr>
-        <w:ind w:left="4320" w:hanging="480"/>
-      </w:pPr>
-    </w:lvl>
-    <w:lvl w:ilvl="6">
-      <w:start w:val="81"/>
-      <w:numFmt w:val="decimal"/>
-      <w:lvlText w:val="%7."/>
-      <w:lvlJc w:val="left"/>
-      <w:pPr>
-        <w:ind w:left="5040" w:hanging="480"/>
-      </w:pPr>
-    </w:lvl>
-    <w:lvl w:ilvl="7">
-      <w:start w:val="81"/>
-      <w:numFmt w:val="decimal"/>
-      <w:lvlText w:val="%8."/>
-      <w:lvlJc w:val="left"/>
-      <w:pPr>
-        <w:ind w:left="5760" w:hanging="480"/>
-      </w:pPr>
-    </w:lvl>
-    <w:lvl w:ilvl="8">
-      <w:start w:val="81"/>
-      <w:numFmt w:val="decimal"/>
-      <w:lvlText w:val="%9."/>
-      <w:lvlJc w:val="left"/>
-      <w:pPr>
-        <w:ind w:left="6480" w:hanging="480"/>
-      </w:pPr>
-    </w:lvl>
-  </w:abstractNum>
-  <w:abstractNum w:abstractNumId="9941106">
-    <w:nsid w:val="A9941106"/>
-    <w:multiLevelType w:val="multilevel"/>
-    <w:lvl w:ilvl="0">
-      <w:start w:val="106"/>
-      <w:numFmt w:val="decimal"/>
-      <w:lvlText w:val="%1."/>
-      <w:lvlJc w:val="left"/>
-      <w:pPr>
-        <w:ind w:left="720" w:hanging="480"/>
-      </w:pPr>
-    </w:lvl>
-    <w:lvl w:ilvl="1">
-      <w:start w:val="106"/>
-      <w:numFmt w:val="decimal"/>
-      <w:lvlText w:val="%2."/>
-      <w:lvlJc w:val="left"/>
-      <w:pPr>
-        <w:ind w:left="1440" w:hanging="480"/>
-      </w:pPr>
-    </w:lvl>
-    <w:lvl w:ilvl="2">
-      <w:start w:val="106"/>
-      <w:numFmt w:val="decimal"/>
-      <w:lvlText w:val="%3."/>
-      <w:lvlJc w:val="left"/>
-      <w:pPr>
-        <w:ind w:left="2160" w:hanging="480"/>
-      </w:pPr>
-    </w:lvl>
-    <w:lvl w:ilvl="3">
-      <w:start w:val="106"/>
-      <w:numFmt w:val="decimal"/>
-      <w:lvlText w:val="%4."/>
-      <w:lvlJc w:val="left"/>
-      <w:pPr>
-        <w:ind w:left="2880" w:hanging="480"/>
-      </w:pPr>
-    </w:lvl>
-    <w:lvl w:ilvl="4">
-      <w:start w:val="106"/>
-      <w:numFmt w:val="decimal"/>
-      <w:lvlText w:val="%5."/>
-      <w:lvlJc w:val="left"/>
-      <w:pPr>
-        <w:ind w:left="3600" w:hanging="480"/>
-      </w:pPr>
-    </w:lvl>
-    <w:lvl w:ilvl="5">
-      <w:start w:val="106"/>
-      <w:numFmt w:val="decimal"/>
-      <w:lvlText w:val="%6."/>
-      <w:lvlJc w:val="left"/>
-      <w:pPr>
-        <w:ind w:left="4320" w:hanging="480"/>
-      </w:pPr>
-    </w:lvl>
-    <w:lvl w:ilvl="6">
-      <w:start w:val="106"/>
-      <w:numFmt w:val="decimal"/>
-      <w:lvlText w:val="%7."/>
-      <w:lvlJc w:val="left"/>
-      <w:pPr>
-        <w:ind w:left="5040" w:hanging="480"/>
-      </w:pPr>
-    </w:lvl>
-    <w:lvl w:ilvl="7">
-      <w:start w:val="106"/>
-      <w:numFmt w:val="decimal"/>
-      <w:lvlText w:val="%8."/>
-      <w:lvlJc w:val="left"/>
-      <w:pPr>
-        <w:ind w:left="5760" w:hanging="480"/>
-      </w:pPr>
-    </w:lvl>
-    <w:lvl w:ilvl="8">
-      <w:start w:val="106"/>
-      <w:numFmt w:val="decimal"/>
-      <w:lvlText w:val="%9."/>
-      <w:lvlJc w:val="left"/>
-      <w:pPr>
-        <w:ind w:left="6480" w:hanging="480"/>
-      </w:pPr>
-    </w:lvl>
-  </w:abstractNum>
   <w:num w:numId="1000">
     <w:abstractNumId w:val="990"/>
-  </w:num>
-  <w:num w:numId="1001">
-    <w:abstractNumId w:val="99411"/>
-    <w:lvlOverride w:ilvl="0">
-      <w:startOverride w:val="1"/>
-    </w:lvlOverride>
-    <w:lvlOverride w:ilvl="1">
-      <w:startOverride w:val="1"/>
-    </w:lvlOverride>
-    <w:lvlOverride w:ilvl="2">
-      <w:startOverride w:val="1"/>
-    </w:lvlOverride>
-    <w:lvlOverride w:ilvl="3">
-      <w:startOverride w:val="1"/>
-    </w:lvlOverride>
-    <w:lvlOverride w:ilvl="4">
-      <w:startOverride w:val="1"/>
-    </w:lvlOverride>
-    <w:lvlOverride w:ilvl="5">
-      <w:startOverride w:val="1"/>
-    </w:lvlOverride>
-    <w:lvlOverride w:ilvl="6">
-      <w:startOverride w:val="1"/>
-    </w:lvlOverride>
-    <w:lvlOverride w:ilvl="7">
-      <w:startOverride w:val="1"/>
-    </w:lvlOverride>
-    <w:lvlOverride w:ilvl="8">
-      <w:startOverride w:val="1"/>
-    </w:lvlOverride>
-  </w:num>
-  <w:num w:numId="1002">
-    <w:abstractNumId w:val="994116"/>
-    <w:lvlOverride w:ilvl="0">
-      <w:startOverride w:val="16"/>
-    </w:lvlOverride>
-    <w:lvlOverride w:ilvl="1">
-      <w:startOverride w:val="16"/>
-    </w:lvlOverride>
-    <w:lvlOverride w:ilvl="2">
-      <w:startOverride w:val="16"/>
-    </w:lvlOverride>
-    <w:lvlOverride w:ilvl="3">
-      <w:startOverride w:val="16"/>
-    </w:lvlOverride>
-    <w:lvlOverride w:ilvl="4">
-      <w:startOverride w:val="16"/>
-    </w:lvlOverride>
-    <w:lvlOverride w:ilvl="5">
-      <w:startOverride w:val="16"/>
-    </w:lvlOverride>
-    <w:lvlOverride w:ilvl="6">
-      <w:startOverride w:val="16"/>
-    </w:lvlOverride>
-    <w:lvlOverride w:ilvl="7">
-      <w:startOverride w:val="16"/>
-    </w:lvlOverride>
-    <w:lvlOverride w:ilvl="8">
-      <w:startOverride w:val="16"/>
-    </w:lvlOverride>
-  </w:num>
-  <w:num w:numId="1003">
-    <w:abstractNumId w:val="994151"/>
-    <w:lvlOverride w:ilvl="0">
-      <w:startOverride w:val="51"/>
-    </w:lvlOverride>
-    <w:lvlOverride w:ilvl="1">
-      <w:startOverride w:val="51"/>
-    </w:lvlOverride>
-    <w:lvlOverride w:ilvl="2">
-      <w:startOverride w:val="51"/>
-    </w:lvlOverride>
-    <w:lvlOverride w:ilvl="3">
-      <w:startOverride w:val="51"/>
-    </w:lvlOverride>
-    <w:lvlOverride w:ilvl="4">
-      <w:startOverride w:val="51"/>
-    </w:lvlOverride>
-    <w:lvlOverride w:ilvl="5">
-      <w:startOverride w:val="51"/>
-    </w:lvlOverride>
-    <w:lvlOverride w:ilvl="6">
-      <w:startOverride w:val="51"/>
-    </w:lvlOverride>
-    <w:lvlOverride w:ilvl="7">
-      <w:startOverride w:val="51"/>
-    </w:lvlOverride>
-    <w:lvlOverride w:ilvl="8">
-      <w:startOverride w:val="51"/>
-    </w:lvlOverride>
-  </w:num>
-  <w:num w:numId="1004">
-    <w:abstractNumId w:val="994181"/>
-    <w:lvlOverride w:ilvl="0">
-      <w:startOverride w:val="81"/>
-    </w:lvlOverride>
-    <w:lvlOverride w:ilvl="1">
-      <w:startOverride w:val="81"/>
-    </w:lvlOverride>
-    <w:lvlOverride w:ilvl="2">
-      <w:startOverride w:val="81"/>
-    </w:lvlOverride>
-    <w:lvlOverride w:ilvl="3">
-      <w:startOverride w:val="81"/>
-    </w:lvlOverride>
-    <w:lvlOverride w:ilvl="4">
-      <w:startOverride w:val="81"/>
-    </w:lvlOverride>
-    <w:lvlOverride w:ilvl="5">
-      <w:startOverride w:val="81"/>
-    </w:lvlOverride>
-    <w:lvlOverride w:ilvl="6">
-      <w:startOverride w:val="81"/>
-    </w:lvlOverride>
-    <w:lvlOverride w:ilvl="7">
-      <w:startOverride w:val="81"/>
-    </w:lvlOverride>
-    <w:lvlOverride w:ilvl="8">
-      <w:startOverride w:val="81"/>
-    </w:lvlOverride>
-  </w:num>
-  <w:num w:numId="1005">
-    <w:abstractNumId w:val="9941106"/>
-    <w:lvlOverride w:ilvl="0">
-      <w:startOverride w:val="106"/>
-    </w:lvlOverride>
-    <w:lvlOverride w:ilvl="1">
-      <w:startOverride w:val="106"/>
-    </w:lvlOverride>
-    <w:lvlOverride w:ilvl="2">
-      <w:startOverride w:val="106"/>
-    </w:lvlOverride>
-    <w:lvlOverride w:ilvl="3">
-      <w:startOverride w:val="106"/>
-    </w:lvlOverride>
-    <w:lvlOverride w:ilvl="4">
-      <w:startOverride w:val="106"/>
-    </w:lvlOverride>
-    <w:lvlOverride w:ilvl="5">
-      <w:startOverride w:val="106"/>
-    </w:lvlOverride>
-    <w:lvlOverride w:ilvl="6">
-      <w:startOverride w:val="106"/>
-    </w:lvlOverride>
-    <w:lvlOverride w:ilvl="7">
-      <w:startOverride w:val="106"/>
-    </w:lvlOverride>
-    <w:lvlOverride w:ilvl="8">
-      <w:startOverride w:val="106"/>
-    </w:lvlOverride>
   </w:num>
 </w:numbering>
 </file>
